--- a/fuentes/CFA10_228146_DU.docx
+++ b/fuentes/CFA10_228146_DU.docx
@@ -582,6 +582,7 @@
       <w:sdtPr>
         <w:rPr>
           <w:rFonts w:asciiTheme="minorHAnsi" w:eastAsiaTheme="minorEastAsia" w:hAnsiTheme="minorHAnsi" w:cstheme="minorBidi"/>
+          <w:b w:val="0"/>
           <w:color w:val="auto"/>
           <w:kern w:val="2"/>
           <w:sz w:val="28"/>
@@ -595,11 +596,7 @@
           <w:docPartUnique/>
         </w:docPartObj>
       </w:sdtPr>
-      <w:sdtEndPr>
-        <w:rPr>
-          <w:b w:val="0"/>
-        </w:rPr>
-      </w:sdtEndPr>
+      <w:sdtEndPr/>
       <w:sdtContent>
         <w:p>
           <w:pPr>
@@ -636,7 +633,7 @@
           <w:r>
             <w:fldChar w:fldCharType="separate"/>
           </w:r>
-          <w:hyperlink w:anchor="_Toc230161909" w:history="1">
+          <w:hyperlink w:anchor="_Toc231280848" w:history="1">
             <w:r>
               <w:rPr>
                 <w:rStyle w:val="Hipervnculo"/>
@@ -663,7 +660,7 @@
                 <w:noProof/>
                 <w:webHidden/>
               </w:rPr>
-              <w:instrText xml:space="preserve"> PAGEREF _Toc230161909 \h </w:instrText>
+              <w:instrText xml:space="preserve"> PAGEREF _Toc231280848 \h </w:instrText>
             </w:r>
             <w:r>
               <w:rPr>
@@ -709,7 +706,7 @@
               <w14:ligatures w14:val="none"/>
             </w:rPr>
           </w:pPr>
-          <w:hyperlink w:anchor="_Toc230161910" w:history="1">
+          <w:hyperlink w:anchor="_Toc231280849" w:history="1">
             <w:r>
               <w:rPr>
                 <w:rStyle w:val="Hipervnculo"/>
@@ -719,8 +716,10 @@
             </w:r>
             <w:r>
               <w:rPr>
-                <w:rStyle w:val="Extranjerismo"/>
+                <w:rStyle w:val="Hipervnculo"/>
                 <w:noProof/>
+                <w:spacing w:val="20"/>
+                <w:lang w:val="en-US"/>
               </w:rPr>
               <w:t>web</w:t>
             </w:r>
@@ -743,7 +742,7 @@
                 <w:noProof/>
                 <w:webHidden/>
               </w:rPr>
-              <w:instrText xml:space="preserve"> PAGEREF _Toc230161910 \h </w:instrText>
+              <w:instrText xml:space="preserve"> PAGEREF _Toc231280849 \h </w:instrText>
             </w:r>
             <w:r>
               <w:rPr>
@@ -786,7 +785,7 @@
               <w14:ligatures w14:val="none"/>
             </w:rPr>
           </w:pPr>
-          <w:hyperlink w:anchor="_Toc230161911" w:history="1">
+          <w:hyperlink w:anchor="_Toc231280850" w:history="1">
             <w:r>
               <w:rPr>
                 <w:rStyle w:val="Hipervnculo"/>
@@ -813,7 +812,7 @@
                 <w:noProof/>
                 <w:webHidden/>
               </w:rPr>
-              <w:instrText xml:space="preserve"> PAGEREF _Toc230161911 \h </w:instrText>
+              <w:instrText xml:space="preserve"> PAGEREF _Toc231280850 \h </w:instrText>
             </w:r>
             <w:r>
               <w:rPr>
@@ -856,7 +855,7 @@
               <w14:ligatures w14:val="none"/>
             </w:rPr>
           </w:pPr>
-          <w:hyperlink w:anchor="_Toc230161912" w:history="1">
+          <w:hyperlink w:anchor="_Toc231280851" w:history="1">
             <w:r>
               <w:rPr>
                 <w:rStyle w:val="Hipervnculo"/>
@@ -866,8 +865,10 @@
             </w:r>
             <w:r>
               <w:rPr>
-                <w:rStyle w:val="Extranjerismo"/>
+                <w:rStyle w:val="Hipervnculo"/>
                 <w:noProof/>
+                <w:spacing w:val="20"/>
+                <w:lang w:val="en-US"/>
               </w:rPr>
               <w:t>web</w:t>
             </w:r>
@@ -890,7 +891,7 @@
                 <w:noProof/>
                 <w:webHidden/>
               </w:rPr>
-              <w:instrText xml:space="preserve"> PAGEREF _Toc230161912 \h </w:instrText>
+              <w:instrText xml:space="preserve"> PAGEREF _Toc231280851 \h </w:instrText>
             </w:r>
             <w:r>
               <w:rPr>
@@ -936,32 +937,20 @@
               <w14:ligatures w14:val="none"/>
             </w:rPr>
           </w:pPr>
-          <w:hyperlink w:anchor="_Toc230161913" w:history="1">
+          <w:hyperlink w:anchor="_Toc231280852" w:history="1">
             <w:r>
               <w:rPr>
                 <w:rStyle w:val="Hipervnculo"/>
                 <w:noProof/>
               </w:rPr>
-              <w:t>2. Diseño d</w:t>
+              <w:t xml:space="preserve">2. Diseño de contenido e información </w:t>
             </w:r>
             <w:r>
               <w:rPr>
                 <w:rStyle w:val="Hipervnculo"/>
                 <w:noProof/>
-              </w:rPr>
-              <w:t>e</w:t>
-            </w:r>
-            <w:r>
-              <w:rPr>
-                <w:rStyle w:val="Hipervnculo"/>
-                <w:noProof/>
-              </w:rPr>
-              <w:t xml:space="preserve"> contenido e información </w:t>
-            </w:r>
-            <w:r>
-              <w:rPr>
-                <w:rStyle w:val="Extranjerismo"/>
-                <w:noProof/>
+                <w:spacing w:val="20"/>
+                <w:lang w:val="en-US"/>
               </w:rPr>
               <w:t>web</w:t>
             </w:r>
@@ -984,7 +973,7 @@
                 <w:noProof/>
                 <w:webHidden/>
               </w:rPr>
-              <w:instrText xml:space="preserve"> PAGEREF _Toc230161913 \h </w:instrText>
+              <w:instrText xml:space="preserve"> PAGEREF _Toc231280852 \h </w:instrText>
             </w:r>
             <w:r>
               <w:rPr>
@@ -1027,7 +1016,7 @@
               <w14:ligatures w14:val="none"/>
             </w:rPr>
           </w:pPr>
-          <w:hyperlink w:anchor="_Toc230161914" w:history="1">
+          <w:hyperlink w:anchor="_Toc231280853" w:history="1">
             <w:r>
               <w:rPr>
                 <w:rStyle w:val="Hipervnculo"/>
@@ -1037,8 +1026,10 @@
             </w:r>
             <w:r>
               <w:rPr>
-                <w:rStyle w:val="Extranjerismo"/>
+                <w:rStyle w:val="Hipervnculo"/>
                 <w:noProof/>
+                <w:spacing w:val="20"/>
+                <w:lang w:val="en-US"/>
               </w:rPr>
               <w:t>web</w:t>
             </w:r>
@@ -1061,7 +1052,7 @@
                 <w:noProof/>
                 <w:webHidden/>
               </w:rPr>
-              <w:instrText xml:space="preserve"> PAGEREF _Toc230161914 \h </w:instrText>
+              <w:instrText xml:space="preserve"> PAGEREF _Toc231280853 \h </w:instrText>
             </w:r>
             <w:r>
               <w:rPr>
@@ -1104,7 +1095,7 @@
               <w14:ligatures w14:val="none"/>
             </w:rPr>
           </w:pPr>
-          <w:hyperlink w:anchor="_Toc230161915" w:history="1">
+          <w:hyperlink w:anchor="_Toc231280854" w:history="1">
             <w:r>
               <w:rPr>
                 <w:rStyle w:val="Hipervnculo"/>
@@ -1131,7 +1122,7 @@
                 <w:noProof/>
                 <w:webHidden/>
               </w:rPr>
-              <w:instrText xml:space="preserve"> PAGEREF _Toc230161915 \h </w:instrText>
+              <w:instrText xml:space="preserve"> PAGEREF _Toc231280854 \h </w:instrText>
             </w:r>
             <w:r>
               <w:rPr>
@@ -1174,7 +1165,7 @@
               <w14:ligatures w14:val="none"/>
             </w:rPr>
           </w:pPr>
-          <w:hyperlink w:anchor="_Toc230161916" w:history="1">
+          <w:hyperlink w:anchor="_Toc231280855" w:history="1">
             <w:r>
               <w:rPr>
                 <w:rStyle w:val="Hipervnculo"/>
@@ -1184,15 +1175,17 @@
             </w:r>
             <w:r>
               <w:rPr>
-                <w:rStyle w:val="Extranjerismo"/>
-                <w:noProof/>
-              </w:rPr>
-              <w:t>wireframe</w:t>
-            </w:r>
-            <w:r>
-              <w:rPr>
                 <w:rStyle w:val="Hipervnculo"/>
                 <w:noProof/>
+                <w:spacing w:val="20"/>
+                <w:lang w:val="en-US"/>
+              </w:rPr>
+              <w:t>wireframe</w:t>
+            </w:r>
+            <w:r>
+              <w:rPr>
+                <w:rStyle w:val="Hipervnculo"/>
+                <w:noProof/>
               </w:rPr>
               <w:t>, jerarquía de información y retículas</w:t>
             </w:r>
@@ -1215,7 +1208,7 @@
                 <w:noProof/>
                 <w:webHidden/>
               </w:rPr>
-              <w:instrText xml:space="preserve"> PAGEREF _Toc230161916 \h </w:instrText>
+              <w:instrText xml:space="preserve"> PAGEREF _Toc231280855 \h </w:instrText>
             </w:r>
             <w:r>
               <w:rPr>
@@ -1261,7 +1254,7 @@
               <w14:ligatures w14:val="none"/>
             </w:rPr>
           </w:pPr>
-          <w:hyperlink w:anchor="_Toc230161917" w:history="1">
+          <w:hyperlink w:anchor="_Toc231280856" w:history="1">
             <w:r>
               <w:rPr>
                 <w:rStyle w:val="Hipervnculo"/>
@@ -1271,8 +1264,10 @@
             </w:r>
             <w:r>
               <w:rPr>
-                <w:rStyle w:val="Extranjerismo"/>
+                <w:rStyle w:val="Hipervnculo"/>
                 <w:noProof/>
+                <w:spacing w:val="20"/>
+                <w:lang w:val="en-US"/>
               </w:rPr>
               <w:t>web</w:t>
             </w:r>
@@ -1295,7 +1290,7 @@
                 <w:noProof/>
                 <w:webHidden/>
               </w:rPr>
-              <w:instrText xml:space="preserve"> PAGEREF _Toc230161917 \h </w:instrText>
+              <w:instrText xml:space="preserve"> PAGEREF _Toc231280856 \h </w:instrText>
             </w:r>
             <w:r>
               <w:rPr>
@@ -1338,7 +1333,7 @@
               <w14:ligatures w14:val="none"/>
             </w:rPr>
           </w:pPr>
-          <w:hyperlink w:anchor="_Toc230161918" w:history="1">
+          <w:hyperlink w:anchor="_Toc231280857" w:history="1">
             <w:r>
               <w:rPr>
                 <w:rStyle w:val="Hipervnculo"/>
@@ -1348,8 +1343,10 @@
             </w:r>
             <w:r>
               <w:rPr>
-                <w:rStyle w:val="Extranjerismo"/>
+                <w:rStyle w:val="Hipervnculo"/>
                 <w:noProof/>
+                <w:spacing w:val="20"/>
+                <w:lang w:val="en-US"/>
               </w:rPr>
               <w:t>web</w:t>
             </w:r>
@@ -1372,7 +1369,7 @@
                 <w:noProof/>
                 <w:webHidden/>
               </w:rPr>
-              <w:instrText xml:space="preserve"> PAGEREF _Toc230161918 \h </w:instrText>
+              <w:instrText xml:space="preserve"> PAGEREF _Toc231280857 \h </w:instrText>
             </w:r>
             <w:r>
               <w:rPr>
@@ -1415,7 +1412,7 @@
               <w14:ligatures w14:val="none"/>
             </w:rPr>
           </w:pPr>
-          <w:hyperlink w:anchor="_Toc230161919" w:history="1">
+          <w:hyperlink w:anchor="_Toc231280858" w:history="1">
             <w:r>
               <w:rPr>
                 <w:rStyle w:val="Hipervnculo"/>
@@ -1442,7 +1439,7 @@
                 <w:noProof/>
                 <w:webHidden/>
               </w:rPr>
-              <w:instrText xml:space="preserve"> PAGEREF _Toc230161919 \h </w:instrText>
+              <w:instrText xml:space="preserve"> PAGEREF _Toc231280858 \h </w:instrText>
             </w:r>
             <w:r>
               <w:rPr>
@@ -1485,25 +1482,27 @@
               <w14:ligatures w14:val="none"/>
             </w:rPr>
           </w:pPr>
-          <w:hyperlink w:anchor="_Toc230161920" w:history="1">
+          <w:hyperlink w:anchor="_Toc231280859" w:history="1">
             <w:r>
               <w:rPr>
                 <w:rStyle w:val="Hipervnculo"/>
                 <w:noProof/>
               </w:rPr>
-              <w:t xml:space="preserve">3.3. </w:t>
-            </w:r>
-            <w:r>
-              <w:rPr>
-                <w:rStyle w:val="Extranjerismo"/>
-                <w:noProof/>
-              </w:rPr>
-              <w:t>Mockup</w:t>
+              <w:t>3.3.</w:t>
             </w:r>
             <w:r>
               <w:rPr>
                 <w:rStyle w:val="Hipervnculo"/>
                 <w:noProof/>
+                <w:spacing w:val="20"/>
+                <w:lang w:val="en-US"/>
+              </w:rPr>
+              <w:t xml:space="preserve"> Mockup</w:t>
+            </w:r>
+            <w:r>
+              <w:rPr>
+                <w:rStyle w:val="Hipervnculo"/>
+                <w:noProof/>
               </w:rPr>
               <w:t xml:space="preserve"> y prototipado de interfaces</w:t>
             </w:r>
@@ -1526,7 +1525,7 @@
                 <w:noProof/>
                 <w:webHidden/>
               </w:rPr>
-              <w:instrText xml:space="preserve"> PAGEREF _Toc230161920 \h </w:instrText>
+              <w:instrText xml:space="preserve"> PAGEREF _Toc231280859 \h </w:instrText>
             </w:r>
             <w:r>
               <w:rPr>
@@ -1569,7 +1568,7 @@
               <w14:ligatures w14:val="none"/>
             </w:rPr>
           </w:pPr>
-          <w:hyperlink w:anchor="_Toc230161921" w:history="1">
+          <w:hyperlink w:anchor="_Toc231280860" w:history="1">
             <w:r>
               <w:rPr>
                 <w:rStyle w:val="Hipervnculo"/>
@@ -1596,7 +1595,7 @@
                 <w:noProof/>
                 <w:webHidden/>
               </w:rPr>
-              <w:instrText xml:space="preserve"> PAGEREF _Toc230161921 \h </w:instrText>
+              <w:instrText xml:space="preserve"> PAGEREF _Toc231280860 \h </w:instrText>
             </w:r>
             <w:r>
               <w:rPr>
@@ -1642,7 +1641,7 @@
               <w14:ligatures w14:val="none"/>
             </w:rPr>
           </w:pPr>
-          <w:hyperlink w:anchor="_Toc230161922" w:history="1">
+          <w:hyperlink w:anchor="_Toc231280861" w:history="1">
             <w:r>
               <w:rPr>
                 <w:rStyle w:val="Hipervnculo"/>
@@ -1652,8 +1651,10 @@
             </w:r>
             <w:r>
               <w:rPr>
-                <w:rStyle w:val="Extranjerismo"/>
+                <w:rStyle w:val="Hipervnculo"/>
                 <w:noProof/>
+                <w:spacing w:val="20"/>
+                <w:lang w:val="en-US"/>
               </w:rPr>
               <w:t>web</w:t>
             </w:r>
@@ -1676,7 +1677,7 @@
                 <w:noProof/>
                 <w:webHidden/>
               </w:rPr>
-              <w:instrText xml:space="preserve"> PAGEREF _Toc230161922 \h </w:instrText>
+              <w:instrText xml:space="preserve"> PAGEREF _Toc231280861 \h </w:instrText>
             </w:r>
             <w:r>
               <w:rPr>
@@ -1719,7 +1720,7 @@
               <w14:ligatures w14:val="none"/>
             </w:rPr>
           </w:pPr>
-          <w:hyperlink w:anchor="_Toc230161923" w:history="1">
+          <w:hyperlink w:anchor="_Toc231280862" w:history="1">
             <w:r>
               <w:rPr>
                 <w:rStyle w:val="Hipervnculo"/>
@@ -1746,7 +1747,7 @@
                 <w:noProof/>
                 <w:webHidden/>
               </w:rPr>
-              <w:instrText xml:space="preserve"> PAGEREF _Toc230161923 \h </w:instrText>
+              <w:instrText xml:space="preserve"> PAGEREF _Toc231280862 \h </w:instrText>
             </w:r>
             <w:r>
               <w:rPr>
@@ -1789,7 +1790,7 @@
               <w14:ligatures w14:val="none"/>
             </w:rPr>
           </w:pPr>
-          <w:hyperlink w:anchor="_Toc230161924" w:history="1">
+          <w:hyperlink w:anchor="_Toc231280863" w:history="1">
             <w:r>
               <w:rPr>
                 <w:rStyle w:val="Hipervnculo"/>
@@ -1816,7 +1817,7 @@
                 <w:noProof/>
                 <w:webHidden/>
               </w:rPr>
-              <w:instrText xml:space="preserve"> PAGEREF _Toc230161924 \h </w:instrText>
+              <w:instrText xml:space="preserve"> PAGEREF _Toc231280863 \h </w:instrText>
             </w:r>
             <w:r>
               <w:rPr>
@@ -1859,7 +1860,7 @@
               <w14:ligatures w14:val="none"/>
             </w:rPr>
           </w:pPr>
-          <w:hyperlink w:anchor="_Toc230161925" w:history="1">
+          <w:hyperlink w:anchor="_Toc231280864" w:history="1">
             <w:r>
               <w:rPr>
                 <w:rStyle w:val="Hipervnculo"/>
@@ -1869,8 +1870,10 @@
             </w:r>
             <w:r>
               <w:rPr>
-                <w:rStyle w:val="Extranjerismo"/>
+                <w:rStyle w:val="Hipervnculo"/>
                 <w:noProof/>
+                <w:spacing w:val="20"/>
+                <w:lang w:val="en-US"/>
               </w:rPr>
               <w:t>web</w:t>
             </w:r>
@@ -1893,7 +1896,7 @@
                 <w:noProof/>
                 <w:webHidden/>
               </w:rPr>
-              <w:instrText xml:space="preserve"> PAGEREF _Toc230161925 \h </w:instrText>
+              <w:instrText xml:space="preserve"> PAGEREF _Toc231280864 \h </w:instrText>
             </w:r>
             <w:r>
               <w:rPr>
@@ -1939,7 +1942,7 @@
               <w14:ligatures w14:val="none"/>
             </w:rPr>
           </w:pPr>
-          <w:hyperlink w:anchor="_Toc230161926" w:history="1">
+          <w:hyperlink w:anchor="_Toc231280865" w:history="1">
             <w:r>
               <w:rPr>
                 <w:rStyle w:val="Hipervnculo"/>
@@ -1949,22 +1952,26 @@
             </w:r>
             <w:r>
               <w:rPr>
-                <w:rStyle w:val="Extranjerismo"/>
-                <w:noProof/>
-              </w:rPr>
-              <w:t>frontend</w:t>
-            </w:r>
-            <w:r>
-              <w:rPr>
                 <w:rStyle w:val="Hipervnculo"/>
                 <w:noProof/>
+                <w:spacing w:val="20"/>
+                <w:lang w:val="en-US"/>
+              </w:rPr>
+              <w:t>frontend</w:t>
+            </w:r>
+            <w:r>
+              <w:rPr>
+                <w:rStyle w:val="Hipervnculo"/>
+                <w:noProof/>
               </w:rPr>
               <w:t xml:space="preserve"> para el desarrollo </w:t>
             </w:r>
             <w:r>
               <w:rPr>
-                <w:rStyle w:val="Extranjerismo"/>
+                <w:rStyle w:val="Hipervnculo"/>
                 <w:noProof/>
+                <w:spacing w:val="20"/>
+                <w:lang w:val="en-US"/>
               </w:rPr>
               <w:t>web</w:t>
             </w:r>
@@ -1987,7 +1994,7 @@
                 <w:noProof/>
                 <w:webHidden/>
               </w:rPr>
-              <w:instrText xml:space="preserve"> PAGEREF _Toc230161926 \h </w:instrText>
+              <w:instrText xml:space="preserve"> PAGEREF _Toc231280865 \h </w:instrText>
             </w:r>
             <w:r>
               <w:rPr>
@@ -2030,7 +2037,7 @@
               <w14:ligatures w14:val="none"/>
             </w:rPr>
           </w:pPr>
-          <w:hyperlink w:anchor="_Toc230161927" w:history="1">
+          <w:hyperlink w:anchor="_Toc231280866" w:history="1">
             <w:r>
               <w:rPr>
                 <w:rStyle w:val="Hipervnculo"/>
@@ -2040,8 +2047,10 @@
             </w:r>
             <w:r>
               <w:rPr>
-                <w:rStyle w:val="Extranjerismo"/>
+                <w:rStyle w:val="Hipervnculo"/>
                 <w:noProof/>
+                <w:spacing w:val="20"/>
+                <w:lang w:val="en-US"/>
               </w:rPr>
               <w:t>frontend</w:t>
             </w:r>
@@ -2064,7 +2073,7 @@
                 <w:noProof/>
                 <w:webHidden/>
               </w:rPr>
-              <w:instrText xml:space="preserve"> PAGEREF _Toc230161927 \h </w:instrText>
+              <w:instrText xml:space="preserve"> PAGEREF _Toc231280866 \h </w:instrText>
             </w:r>
             <w:r>
               <w:rPr>
@@ -2107,7 +2116,7 @@
               <w14:ligatures w14:val="none"/>
             </w:rPr>
           </w:pPr>
-          <w:hyperlink w:anchor="_Toc230161928" w:history="1">
+          <w:hyperlink w:anchor="_Toc231280867" w:history="1">
             <w:r>
               <w:rPr>
                 <w:rStyle w:val="Hipervnculo"/>
@@ -2117,8 +2126,10 @@
             </w:r>
             <w:r>
               <w:rPr>
-                <w:rStyle w:val="Extranjerismo"/>
+                <w:rStyle w:val="Hipervnculo"/>
                 <w:noProof/>
+                <w:spacing w:val="20"/>
+                <w:lang w:val="en-US"/>
               </w:rPr>
               <w:t>frontend</w:t>
             </w:r>
@@ -2141,7 +2152,7 @@
                 <w:noProof/>
                 <w:webHidden/>
               </w:rPr>
-              <w:instrText xml:space="preserve"> PAGEREF _Toc230161928 \h </w:instrText>
+              <w:instrText xml:space="preserve"> PAGEREF _Toc231280867 \h </w:instrText>
             </w:r>
             <w:r>
               <w:rPr>
@@ -2184,7 +2195,7 @@
               <w14:ligatures w14:val="none"/>
             </w:rPr>
           </w:pPr>
-          <w:hyperlink w:anchor="_Toc230161929" w:history="1">
+          <w:hyperlink w:anchor="_Toc231280868" w:history="1">
             <w:r>
               <w:rPr>
                 <w:rStyle w:val="Hipervnculo"/>
@@ -2194,8 +2205,10 @@
             </w:r>
             <w:r>
               <w:rPr>
-                <w:rStyle w:val="Extranjerismo"/>
+                <w:rStyle w:val="Hipervnculo"/>
                 <w:noProof/>
+                <w:spacing w:val="20"/>
+                <w:lang w:val="en-US"/>
               </w:rPr>
               <w:t>frontend</w:t>
             </w:r>
@@ -2218,7 +2231,7 @@
                 <w:noProof/>
                 <w:webHidden/>
               </w:rPr>
-              <w:instrText xml:space="preserve"> PAGEREF _Toc230161929 \h </w:instrText>
+              <w:instrText xml:space="preserve"> PAGEREF _Toc231280868 \h </w:instrText>
             </w:r>
             <w:r>
               <w:rPr>
@@ -2264,7 +2277,7 @@
               <w14:ligatures w14:val="none"/>
             </w:rPr>
           </w:pPr>
-          <w:hyperlink w:anchor="_Toc230161930" w:history="1">
+          <w:hyperlink w:anchor="_Toc231280869" w:history="1">
             <w:r>
               <w:rPr>
                 <w:rStyle w:val="Hipervnculo"/>
@@ -2291,7 +2304,7 @@
                 <w:noProof/>
                 <w:webHidden/>
               </w:rPr>
-              <w:instrText xml:space="preserve"> PAGEREF _Toc230161930 \h </w:instrText>
+              <w:instrText xml:space="preserve"> PAGEREF _Toc231280869 \h </w:instrText>
             </w:r>
             <w:r>
               <w:rPr>
@@ -2337,7 +2350,7 @@
               <w14:ligatures w14:val="none"/>
             </w:rPr>
           </w:pPr>
-          <w:hyperlink w:anchor="_Toc230161931" w:history="1">
+          <w:hyperlink w:anchor="_Toc231280870" w:history="1">
             <w:r>
               <w:rPr>
                 <w:rStyle w:val="Hipervnculo"/>
@@ -2364,7 +2377,7 @@
                 <w:noProof/>
                 <w:webHidden/>
               </w:rPr>
-              <w:instrText xml:space="preserve"> PAGEREF _Toc230161931 \h </w:instrText>
+              <w:instrText xml:space="preserve"> PAGEREF _Toc231280870 \h </w:instrText>
             </w:r>
             <w:r>
               <w:rPr>
@@ -2410,7 +2423,7 @@
               <w14:ligatures w14:val="none"/>
             </w:rPr>
           </w:pPr>
-          <w:hyperlink w:anchor="_Toc230161932" w:history="1">
+          <w:hyperlink w:anchor="_Toc231280871" w:history="1">
             <w:r>
               <w:rPr>
                 <w:rStyle w:val="Hipervnculo"/>
@@ -2437,7 +2450,7 @@
                 <w:noProof/>
                 <w:webHidden/>
               </w:rPr>
-              <w:instrText xml:space="preserve"> PAGEREF _Toc230161932 \h </w:instrText>
+              <w:instrText xml:space="preserve"> PAGEREF _Toc231280871 \h </w:instrText>
             </w:r>
             <w:r>
               <w:rPr>
@@ -2483,7 +2496,7 @@
               <w14:ligatures w14:val="none"/>
             </w:rPr>
           </w:pPr>
-          <w:hyperlink w:anchor="_Toc230161933" w:history="1">
+          <w:hyperlink w:anchor="_Toc231280872" w:history="1">
             <w:r>
               <w:rPr>
                 <w:rStyle w:val="Hipervnculo"/>
@@ -2510,7 +2523,7 @@
                 <w:noProof/>
                 <w:webHidden/>
               </w:rPr>
-              <w:instrText xml:space="preserve"> PAGEREF _Toc230161933 \h </w:instrText>
+              <w:instrText xml:space="preserve"> PAGEREF _Toc231280872 \h </w:instrText>
             </w:r>
             <w:r>
               <w:rPr>
@@ -2558,7 +2571,7 @@
       <w:pPr>
         <w:pStyle w:val="Titulosgenerales"/>
       </w:pPr>
-      <w:bookmarkStart w:id="0" w:name="_Toc230161909"/>
+      <w:bookmarkStart w:id="0" w:name="_Toc231280848"/>
       <w:r>
         <w:lastRenderedPageBreak/>
         <w:t>Introducción</w:t>
@@ -2700,7 +2713,7 @@
       <w:pPr>
         <w:pStyle w:val="Ttulo1"/>
       </w:pPr>
-      <w:bookmarkStart w:id="1" w:name="_Toc230161910"/>
+      <w:bookmarkStart w:id="1" w:name="_Toc231280849"/>
       <w:r>
         <w:lastRenderedPageBreak/>
         <w:t xml:space="preserve">Arquitectura de la información en aplicaciones </w:t>
@@ -2774,7 +2787,7 @@
       <w:pPr>
         <w:pStyle w:val="Ttulo2"/>
       </w:pPr>
-      <w:bookmarkStart w:id="2" w:name="_Toc230161911"/>
+      <w:bookmarkStart w:id="2" w:name="_Toc231280850"/>
       <w:r>
         <w:t>Organización de la información</w:t>
       </w:r>
@@ -3171,7 +3184,7 @@
       <w:pPr>
         <w:pStyle w:val="Ttulo2"/>
       </w:pPr>
-      <w:bookmarkStart w:id="3" w:name="_Toc230161912"/>
+      <w:bookmarkStart w:id="3" w:name="_Toc231280851"/>
       <w:r>
         <w:t xml:space="preserve">Sistemas de navegación en sitios </w:t>
       </w:r>
@@ -3736,7 +3749,7 @@
         <w:pStyle w:val="Ttulo1"/>
         <w:ind w:left="360" w:hanging="360"/>
       </w:pPr>
-      <w:bookmarkStart w:id="4" w:name="_Toc230161913"/>
+      <w:bookmarkStart w:id="4" w:name="_Toc231280852"/>
       <w:r>
         <w:lastRenderedPageBreak/>
         <w:t xml:space="preserve">Diseño de contenido e información </w:t>
@@ -3802,7 +3815,7 @@
       <w:pPr>
         <w:pStyle w:val="Ttulo2"/>
       </w:pPr>
-      <w:bookmarkStart w:id="5" w:name="_Toc230161914"/>
+      <w:bookmarkStart w:id="5" w:name="_Toc231280853"/>
       <w:r>
         <w:t xml:space="preserve">Características y distribución del contenido </w:t>
       </w:r>
@@ -4626,19 +4639,11 @@
                 <w:szCs w:val="24"/>
               </w:rPr>
             </w:pPr>
-            <w:proofErr w:type="gramStart"/>
             <w:r>
               <w:rPr>
                 <w:szCs w:val="24"/>
               </w:rPr>
-              <w:t>Menú hamburguesa</w:t>
-            </w:r>
-            <w:proofErr w:type="gramEnd"/>
-            <w:r>
-              <w:rPr>
-                <w:szCs w:val="24"/>
-              </w:rPr>
-              <w:t xml:space="preserve"> en celular.</w:t>
+              <w:t>Menú hamburguesa en celular.</w:t>
             </w:r>
           </w:p>
         </w:tc>
@@ -4982,7 +4987,7 @@
       <w:pPr>
         <w:pStyle w:val="Ttulo2"/>
       </w:pPr>
-      <w:bookmarkStart w:id="6" w:name="_Toc230161915"/>
+      <w:bookmarkStart w:id="6" w:name="_Toc231280854"/>
       <w:r>
         <w:t>Formatos y tipos de archivos para la publicación de recursos</w:t>
       </w:r>
@@ -5989,7 +5994,6 @@
                 <w:szCs w:val="20"/>
               </w:rPr>
             </w:pPr>
-            <w:proofErr w:type="gramStart"/>
             <w:r>
               <w:rPr>
                 <w:szCs w:val="20"/>
@@ -6008,7 +6012,6 @@
               </w:rPr>
               <w:t>p</w:t>
             </w:r>
-            <w:proofErr w:type="gramEnd"/>
           </w:p>
         </w:tc>
         <w:tc>
@@ -6051,7 +6054,6 @@
         </w:tc>
       </w:tr>
     </w:tbl>
-    <w:p/>
     <w:p>
       <w:pPr>
         <w:spacing w:before="0" w:after="160" w:line="259" w:lineRule="auto"/>
@@ -6581,21 +6583,7 @@
               <w:rPr>
                 <w:szCs w:val="20"/>
               </w:rPr>
-              <w:t xml:space="preserve">Alta </w:t>
-            </w:r>
-            <w:proofErr w:type="gramStart"/>
-            <w:r>
-              <w:rPr>
-                <w:szCs w:val="20"/>
-              </w:rPr>
-              <w:t>calidad</w:t>
-            </w:r>
-            <w:proofErr w:type="gramEnd"/>
-            <w:r>
-              <w:rPr>
-                <w:szCs w:val="20"/>
-              </w:rPr>
-              <w:t xml:space="preserve"> pero archivos pesados.</w:t>
+              <w:t>Alta calidad pero archivos pesados.</w:t>
             </w:r>
           </w:p>
         </w:tc>
@@ -6757,7 +6745,7 @@
       <w:pPr>
         <w:pStyle w:val="Ttulo2"/>
       </w:pPr>
-      <w:bookmarkStart w:id="7" w:name="_Toc230161916"/>
+      <w:bookmarkStart w:id="7" w:name="_Toc231280855"/>
       <w:r>
         <w:t xml:space="preserve">Diseño de información: </w:t>
       </w:r>
@@ -7248,7 +7236,7 @@
       <w:pPr>
         <w:pStyle w:val="Ttulo1"/>
       </w:pPr>
-      <w:bookmarkStart w:id="8" w:name="_Toc230161917"/>
+      <w:bookmarkStart w:id="8" w:name="_Toc231280856"/>
       <w:r>
         <w:lastRenderedPageBreak/>
         <w:t>Diseño</w:t>
@@ -7324,7 +7312,7 @@
       <w:pPr>
         <w:pStyle w:val="Ttulo2"/>
       </w:pPr>
-      <w:bookmarkStart w:id="9" w:name="_Toc230161918"/>
+      <w:bookmarkStart w:id="9" w:name="_Toc231280857"/>
       <w:r>
         <w:lastRenderedPageBreak/>
         <w:t xml:space="preserve">Tipos de interfaces </w:t>
@@ -8465,7 +8453,7 @@
       <w:pPr>
         <w:pStyle w:val="Ttulo2"/>
       </w:pPr>
-      <w:bookmarkStart w:id="10" w:name="_Toc230161919"/>
+      <w:bookmarkStart w:id="10" w:name="_Toc231280858"/>
       <w:r>
         <w:t>Diseño intuitivo y usable de interfaces</w:t>
       </w:r>
@@ -8753,7 +8741,7 @@
       <w:pPr>
         <w:pStyle w:val="Ttulo2"/>
       </w:pPr>
-      <w:bookmarkStart w:id="11" w:name="_Toc230161920"/>
+      <w:bookmarkStart w:id="11" w:name="_Toc231280859"/>
       <w:r>
         <w:rPr>
           <w:rStyle w:val="Extranjerismo"/>
@@ -9618,7 +9606,7 @@
       <w:pPr>
         <w:pStyle w:val="Ttulo2"/>
       </w:pPr>
-      <w:bookmarkStart w:id="12" w:name="_Toc230161921"/>
+      <w:bookmarkStart w:id="12" w:name="_Toc231280860"/>
       <w:r>
         <w:t>Plataformas y herramientas para el diseño de interfaces</w:t>
       </w:r>
@@ -10302,7 +10290,7 @@
       <w:pPr>
         <w:pStyle w:val="Ttulo1"/>
       </w:pPr>
-      <w:bookmarkStart w:id="13" w:name="_Toc230161922"/>
+      <w:bookmarkStart w:id="13" w:name="_Toc231280861"/>
       <w:r>
         <w:lastRenderedPageBreak/>
         <w:t xml:space="preserve">Maquetación de aplicaciones </w:t>
@@ -10376,7 +10364,7 @@
       <w:pPr>
         <w:pStyle w:val="Ttulo2"/>
       </w:pPr>
-      <w:bookmarkStart w:id="14" w:name="_Toc230161923"/>
+      <w:bookmarkStart w:id="14" w:name="_Toc231280862"/>
       <w:r>
         <w:t>Lenguaje HTML y uso de etiquetas</w:t>
       </w:r>
@@ -10699,15 +10687,7 @@
     </w:p>
     <w:p>
       <w:r>
-        <w:t xml:space="preserve">&lt;p&gt;Aquí va el contenido textual o párrafo de la página </w:t>
-      </w:r>
-      <w:proofErr w:type="gramStart"/>
-      <w:r>
-        <w:t>HTML.&lt;</w:t>
-      </w:r>
-      <w:proofErr w:type="gramEnd"/>
-      <w:r>
-        <w:t>/p&gt;</w:t>
+        <w:t>&lt;p&gt;Aquí va el contenido textual o párrafo de la página HTML.&lt;/p&gt;</w:t>
       </w:r>
     </w:p>
     <w:p>
@@ -11569,15 +11549,7 @@
     </w:p>
     <w:p>
       <w:r>
-        <w:t xml:space="preserve">    &lt;p&gt;Este es un ejemplo de una página con varias etiquetas </w:t>
-      </w:r>
-      <w:proofErr w:type="gramStart"/>
-      <w:r>
-        <w:t>HTML.&lt;</w:t>
-      </w:r>
-      <w:proofErr w:type="gramEnd"/>
-      <w:r>
-        <w:t>/p&gt;</w:t>
+        <w:t xml:space="preserve">    &lt;p&gt;Este es un ejemplo de una página con varias etiquetas HTML.&lt;/p&gt;</w:t>
       </w:r>
     </w:p>
     <w:p>
@@ -11740,15 +11712,7 @@
     </w:p>
     <w:p>
       <w:r>
-        <w:t xml:space="preserve">    &lt;p&gt;Este es un párrafo de ejemplo en </w:t>
-      </w:r>
-      <w:proofErr w:type="gramStart"/>
-      <w:r>
-        <w:t>HTML.&lt;</w:t>
-      </w:r>
-      <w:proofErr w:type="gramEnd"/>
-      <w:r>
-        <w:t>/p&gt;</w:t>
+        <w:t xml:space="preserve">    &lt;p&gt;Este es un párrafo de ejemplo en HTML.&lt;/p&gt;</w:t>
       </w:r>
     </w:p>
     <w:p>
@@ -11769,15 +11733,7 @@
       </w:r>
       <w:proofErr w:type="spellEnd"/>
       <w:r>
-        <w:t>&gt; y &lt;em&gt;texto en cursiva&lt;/em</w:t>
-      </w:r>
-      <w:proofErr w:type="gramStart"/>
-      <w:r>
-        <w:t>&gt;.&lt;</w:t>
-      </w:r>
-      <w:proofErr w:type="gramEnd"/>
-      <w:r>
-        <w:t>/p&gt;</w:t>
+        <w:t>&gt; y &lt;em&gt;texto en cursiva&lt;/em&gt;.&lt;/p&gt;</w:t>
       </w:r>
     </w:p>
     <w:p>
@@ -12054,13 +12010,8 @@
         <w:t>strong</w:t>
       </w:r>
       <w:proofErr w:type="spellEnd"/>
-      <w:proofErr w:type="gramStart"/>
-      <w:r>
-        <w:t>&gt;.&lt;</w:t>
-      </w:r>
-      <w:proofErr w:type="gramEnd"/>
-      <w:r>
-        <w:t>/p&gt;</w:t>
+      <w:r>
+        <w:t>&gt;.&lt;/p&gt;</w:t>
       </w:r>
     </w:p>
     <w:p>
@@ -12535,7 +12486,7 @@
       <w:pPr>
         <w:pStyle w:val="Ttulo2"/>
       </w:pPr>
-      <w:bookmarkStart w:id="15" w:name="_Toc230161924"/>
+      <w:bookmarkStart w:id="15" w:name="_Toc231280863"/>
       <w:r>
         <w:t>Hojas de estilo CSS</w:t>
       </w:r>
@@ -12996,15 +12947,7 @@
     </w:p>
     <w:p>
       <w:r>
-        <w:t xml:space="preserve">    </w:t>
-      </w:r>
-      <w:proofErr w:type="gramStart"/>
-      <w:r>
-        <w:t>&lt;!--</w:t>
-      </w:r>
-      <w:proofErr w:type="gramEnd"/>
-      <w:r>
-        <w:t xml:space="preserve"> Estilos CSS internos --&gt;</w:t>
+        <w:t xml:space="preserve">    &lt;!-- Estilos CSS internos --&gt;</w:t>
       </w:r>
     </w:p>
     <w:p>
@@ -13309,15 +13252,7 @@
       </w:r>
       <w:proofErr w:type="spellEnd"/>
       <w:r>
-        <w:t xml:space="preserve"> </w:t>
-      </w:r>
-      <w:proofErr w:type="gramStart"/>
-      <w:r>
-        <w:t>a:hover</w:t>
-      </w:r>
-      <w:proofErr w:type="gramEnd"/>
-      <w:r>
-        <w:t xml:space="preserve"> {</w:t>
+        <w:t xml:space="preserve"> a:hover {</w:t>
       </w:r>
     </w:p>
     <w:p>
@@ -13874,12 +13809,10 @@
         <w:t xml:space="preserve">        </w:t>
       </w:r>
       <w:proofErr w:type="spellStart"/>
-      <w:proofErr w:type="gramStart"/>
       <w:r>
         <w:t>button:hover</w:t>
       </w:r>
       <w:proofErr w:type="spellEnd"/>
-      <w:proofErr w:type="gramEnd"/>
       <w:r>
         <w:t xml:space="preserve"> {</w:t>
       </w:r>
@@ -14018,15 +13951,7 @@
     </w:p>
     <w:p>
       <w:r>
-        <w:t xml:space="preserve">    </w:t>
-      </w:r>
-      <w:proofErr w:type="gramStart"/>
-      <w:r>
-        <w:t>&lt;!--</w:t>
-      </w:r>
-      <w:proofErr w:type="gramEnd"/>
-      <w:r>
-        <w:t xml:space="preserve"> Encabezado de la página --&gt;</w:t>
+        <w:t xml:space="preserve">    &lt;!-- Encabezado de la página --&gt;</w:t>
       </w:r>
     </w:p>
     <w:p>
@@ -14058,15 +13983,7 @@
     </w:p>
     <w:p>
       <w:r>
-        <w:t xml:space="preserve">        &lt;p&gt;Ejemplo de estructura HTML con estilos </w:t>
-      </w:r>
-      <w:proofErr w:type="gramStart"/>
-      <w:r>
-        <w:t>CSS.&lt;</w:t>
-      </w:r>
-      <w:proofErr w:type="gramEnd"/>
-      <w:r>
-        <w:t>/p&gt;</w:t>
+        <w:t xml:space="preserve">        &lt;p&gt;Ejemplo de estructura HTML con estilos CSS.&lt;/p&gt;</w:t>
       </w:r>
     </w:p>
     <w:p>
@@ -14085,15 +14002,7 @@
     <w:p>
       <w:r>
         <w:lastRenderedPageBreak/>
-        <w:t xml:space="preserve">    </w:t>
-      </w:r>
-      <w:proofErr w:type="gramStart"/>
-      <w:r>
-        <w:t>&lt;!--</w:t>
-      </w:r>
-      <w:proofErr w:type="gramEnd"/>
-      <w:r>
-        <w:t xml:space="preserve"> Menú de navegación --&gt;</w:t>
+        <w:t xml:space="preserve">    &lt;!-- Menú de navegación --&gt;</w:t>
       </w:r>
     </w:p>
     <w:p>
@@ -14163,15 +14072,7 @@
     </w:p>
     <w:p>
       <w:r>
-        <w:t xml:space="preserve">    </w:t>
-      </w:r>
-      <w:proofErr w:type="gramStart"/>
-      <w:r>
-        <w:t>&lt;!--</w:t>
-      </w:r>
-      <w:proofErr w:type="gramEnd"/>
-      <w:r>
-        <w:t xml:space="preserve"> Sección de encabezados --&gt;</w:t>
+        <w:t xml:space="preserve">    &lt;!-- Sección de encabezados --&gt;</w:t>
       </w:r>
     </w:p>
     <w:p>
@@ -14237,15 +14138,7 @@
     </w:p>
     <w:p>
       <w:r>
-        <w:t xml:space="preserve">    </w:t>
-      </w:r>
-      <w:proofErr w:type="gramStart"/>
-      <w:r>
-        <w:t>&lt;!--</w:t>
-      </w:r>
-      <w:proofErr w:type="gramEnd"/>
-      <w:r>
-        <w:t xml:space="preserve"> Contenido principal --&gt;</w:t>
+        <w:t xml:space="preserve">    &lt;!-- Contenido principal --&gt;</w:t>
       </w:r>
     </w:p>
     <w:p>
@@ -14269,15 +14162,7 @@
     <w:p>
       <w:r>
         <w:lastRenderedPageBreak/>
-        <w:t xml:space="preserve">        &lt;p&gt;Este es un párrafo de ejemplo en </w:t>
-      </w:r>
-      <w:proofErr w:type="gramStart"/>
-      <w:r>
-        <w:t>HTML.&lt;</w:t>
-      </w:r>
-      <w:proofErr w:type="gramEnd"/>
-      <w:r>
-        <w:t>/p&gt;</w:t>
+        <w:t xml:space="preserve">        &lt;p&gt;Este es un párrafo de ejemplo en HTML.&lt;/p&gt;</w:t>
       </w:r>
     </w:p>
     <w:p>
@@ -14656,15 +14541,7 @@
     </w:p>
     <w:p>
       <w:r>
-        <w:t xml:space="preserve">    </w:t>
-      </w:r>
-      <w:proofErr w:type="gramStart"/>
-      <w:r>
-        <w:t>&lt;!--</w:t>
-      </w:r>
-      <w:proofErr w:type="gramEnd"/>
-      <w:r>
-        <w:t xml:space="preserve"> Formulario --&gt;</w:t>
+        <w:t xml:space="preserve">    &lt;!-- Formulario --&gt;</w:t>
       </w:r>
     </w:p>
     <w:p>
@@ -14936,15 +14813,7 @@
     </w:p>
     <w:p>
       <w:r>
-        <w:t xml:space="preserve">    </w:t>
-      </w:r>
-      <w:proofErr w:type="gramStart"/>
-      <w:r>
-        <w:t>&lt;!--</w:t>
-      </w:r>
-      <w:proofErr w:type="gramEnd"/>
-      <w:r>
-        <w:t xml:space="preserve"> Pie de página --&gt;</w:t>
+        <w:t xml:space="preserve">    &lt;!-- Pie de página --&gt;</w:t>
       </w:r>
     </w:p>
     <w:p>
@@ -15189,7 +15058,7 @@
       <w:pPr>
         <w:pStyle w:val="Ttulo2"/>
       </w:pPr>
-      <w:bookmarkStart w:id="16" w:name="_Toc230161925"/>
+      <w:bookmarkStart w:id="16" w:name="_Toc231280864"/>
       <w:r>
         <w:t xml:space="preserve">Estilos y guías de estilo para la presentación </w:t>
       </w:r>
@@ -15462,15 +15331,7 @@
       </w:r>
       <w:proofErr w:type="spellEnd"/>
       <w:r>
-        <w:t xml:space="preserve">: 18px;"&gt;Este es un párrafo con tamaño de letra </w:t>
-      </w:r>
-      <w:proofErr w:type="gramStart"/>
-      <w:r>
-        <w:t>personalizado.&lt;</w:t>
-      </w:r>
-      <w:proofErr w:type="gramEnd"/>
-      <w:r>
-        <w:t>/p&gt;</w:t>
+        <w:t>: 18px;"&gt;Este es un párrafo con tamaño de letra personalizado.&lt;/p&gt;</w:t>
       </w:r>
     </w:p>
     <w:p>
@@ -15746,15 +15607,7 @@
         <w:ind w:left="707"/>
       </w:pPr>
       <w:r>
-        <w:t xml:space="preserve">&lt;p&gt;Este es un párrafo con estilos </w:t>
-      </w:r>
-      <w:proofErr w:type="gramStart"/>
-      <w:r>
-        <w:t>internos.&lt;</w:t>
-      </w:r>
-      <w:proofErr w:type="gramEnd"/>
-      <w:r>
-        <w:t>/p&gt;</w:t>
+        <w:t>&lt;p&gt;Este es un párrafo con estilos internos.&lt;/p&gt;</w:t>
       </w:r>
     </w:p>
     <w:p>
@@ -15950,15 +15803,7 @@
         <w:ind w:left="707"/>
       </w:pPr>
       <w:r>
-        <w:t xml:space="preserve">&lt;p&gt;Este es un párrafo con estilos </w:t>
-      </w:r>
-      <w:proofErr w:type="gramStart"/>
-      <w:r>
-        <w:t>externos.&lt;</w:t>
-      </w:r>
-      <w:proofErr w:type="gramEnd"/>
-      <w:r>
-        <w:t>/p&gt;</w:t>
+        <w:t>&lt;p&gt;Este es un párrafo con estilos externos.&lt;/p&gt;</w:t>
       </w:r>
     </w:p>
     <w:p>
@@ -16454,7 +16299,7 @@
       <w:pPr>
         <w:pStyle w:val="Ttulo1"/>
       </w:pPr>
-      <w:bookmarkStart w:id="17" w:name="_Toc230161926"/>
+      <w:bookmarkStart w:id="17" w:name="_Toc231280865"/>
       <w:r>
         <w:lastRenderedPageBreak/>
         <w:t xml:space="preserve">Tecnologías </w:t>
@@ -16948,7 +16793,7 @@
       <w:pPr>
         <w:pStyle w:val="Ttulo2"/>
       </w:pPr>
-      <w:bookmarkStart w:id="18" w:name="_Toc230161927"/>
+      <w:bookmarkStart w:id="18" w:name="_Toc231280866"/>
       <w:r>
         <w:t xml:space="preserve">Funcionalidades de la tecnología </w:t>
       </w:r>
@@ -17166,12 +17011,15 @@
         <w:ind w:firstLine="0"/>
         <w:jc w:val="center"/>
       </w:pPr>
-      <w:r>
-        <w:rPr>
-          <w:b/>
-        </w:rPr>
-        <w:t>Enlace de reproducción del video</w:t>
-      </w:r>
+      <w:hyperlink r:id="rId23" w:history="1">
+        <w:r>
+          <w:rPr>
+            <w:rStyle w:val="Hipervnculo"/>
+            <w:b/>
+          </w:rPr>
+          <w:t>Enlace de reproducción del video</w:t>
+        </w:r>
+      </w:hyperlink>
     </w:p>
     <w:tbl>
       <w:tblPr>
@@ -17893,7 +17741,7 @@
       <w:pPr>
         <w:pStyle w:val="Ttulo2"/>
       </w:pPr>
-      <w:bookmarkStart w:id="19" w:name="_Toc230161928"/>
+      <w:bookmarkStart w:id="19" w:name="_Toc231280867"/>
       <w:r>
         <w:lastRenderedPageBreak/>
         <w:t xml:space="preserve">Tipos de datos y funciones en el desarrollo </w:t>
@@ -19798,7 +19646,7 @@
       <w:pPr>
         <w:pStyle w:val="Ttulo2"/>
       </w:pPr>
-      <w:bookmarkStart w:id="20" w:name="_Toc230161929"/>
+      <w:bookmarkStart w:id="20" w:name="_Toc231280868"/>
       <w:r>
         <w:t xml:space="preserve">Uso de librerías en el desarrollo </w:t>
       </w:r>
@@ -21914,7 +21762,6 @@
         <w:t>="</w:t>
       </w:r>
       <w:proofErr w:type="spellStart"/>
-      <w:proofErr w:type="gramStart"/>
       <w:r>
         <w:rPr>
           <w:rFonts w:ascii="Calibri" w:eastAsia="Calibri" w:hAnsi="Calibri" w:cs="Times New Roman"/>
@@ -21930,123 +21777,122 @@
           <w:lang w:eastAsia="es-CO"/>
           <w14:ligatures w14:val="none"/>
         </w:rPr>
-        <w:t>(</w:t>
-      </w:r>
-      <w:proofErr w:type="gramEnd"/>
+        <w:t>()"&gt;Obtener datos&lt;/</w:t>
+      </w:r>
+      <w:proofErr w:type="spellStart"/>
       <w:r>
         <w:rPr>
           <w:rFonts w:ascii="Calibri" w:eastAsia="Calibri" w:hAnsi="Calibri" w:cs="Times New Roman"/>
           <w:lang w:eastAsia="es-CO"/>
           <w14:ligatures w14:val="none"/>
         </w:rPr>
-        <w:t>)"&gt;Obtener datos&lt;/</w:t>
-      </w:r>
-      <w:proofErr w:type="spellStart"/>
+        <w:t>button</w:t>
+      </w:r>
+      <w:proofErr w:type="spellEnd"/>
       <w:r>
         <w:rPr>
           <w:rFonts w:ascii="Calibri" w:eastAsia="Calibri" w:hAnsi="Calibri" w:cs="Times New Roman"/>
           <w:lang w:eastAsia="es-CO"/>
           <w14:ligatures w14:val="none"/>
         </w:rPr>
-        <w:t>button</w:t>
-      </w:r>
-      <w:proofErr w:type="spellEnd"/>
-      <w:r>
+        <w:t>&gt;</w:t>
+      </w:r>
+    </w:p>
+    <w:p>
+      <w:pPr>
         <w:rPr>
           <w:rFonts w:ascii="Calibri" w:eastAsia="Calibri" w:hAnsi="Calibri" w:cs="Times New Roman"/>
           <w:lang w:eastAsia="es-CO"/>
           <w14:ligatures w14:val="none"/>
         </w:rPr>
-        <w:t>&gt;</w:t>
-      </w:r>
-    </w:p>
-    <w:p>
-      <w:pPr>
+      </w:pPr>
+      <w:r>
         <w:rPr>
           <w:rFonts w:ascii="Calibri" w:eastAsia="Calibri" w:hAnsi="Calibri" w:cs="Times New Roman"/>
           <w:lang w:eastAsia="es-CO"/>
           <w14:ligatures w14:val="none"/>
         </w:rPr>
-      </w:pPr>
-      <w:r>
+        <w:t>&lt;script&gt;</w:t>
+      </w:r>
+    </w:p>
+    <w:p>
+      <w:pPr>
         <w:rPr>
           <w:rFonts w:ascii="Calibri" w:eastAsia="Calibri" w:hAnsi="Calibri" w:cs="Times New Roman"/>
           <w:lang w:eastAsia="es-CO"/>
           <w14:ligatures w14:val="none"/>
         </w:rPr>
-        <w:t>&lt;script&gt;</w:t>
-      </w:r>
-    </w:p>
-    <w:p>
-      <w:pPr>
+      </w:pPr>
+      <w:proofErr w:type="spellStart"/>
+      <w:r>
         <w:rPr>
           <w:rFonts w:ascii="Calibri" w:eastAsia="Calibri" w:hAnsi="Calibri" w:cs="Times New Roman"/>
           <w:lang w:eastAsia="es-CO"/>
           <w14:ligatures w14:val="none"/>
         </w:rPr>
-      </w:pPr>
-      <w:proofErr w:type="spellStart"/>
+        <w:t>function</w:t>
+      </w:r>
+      <w:proofErr w:type="spellEnd"/>
       <w:r>
         <w:rPr>
           <w:rFonts w:ascii="Calibri" w:eastAsia="Calibri" w:hAnsi="Calibri" w:cs="Times New Roman"/>
           <w:lang w:eastAsia="es-CO"/>
           <w14:ligatures w14:val="none"/>
         </w:rPr>
-        <w:t>function</w:t>
-      </w:r>
-      <w:proofErr w:type="spellEnd"/>
+        <w:t xml:space="preserve"> </w:t>
+      </w:r>
+      <w:proofErr w:type="spellStart"/>
       <w:r>
         <w:rPr>
           <w:rFonts w:ascii="Calibri" w:eastAsia="Calibri" w:hAnsi="Calibri" w:cs="Times New Roman"/>
           <w:lang w:eastAsia="es-CO"/>
           <w14:ligatures w14:val="none"/>
         </w:rPr>
-        <w:t xml:space="preserve"> </w:t>
-      </w:r>
-      <w:proofErr w:type="spellStart"/>
-      <w:proofErr w:type="gramStart"/>
+        <w:t>obtenerDatos</w:t>
+      </w:r>
+      <w:proofErr w:type="spellEnd"/>
       <w:r>
         <w:rPr>
           <w:rFonts w:ascii="Calibri" w:eastAsia="Calibri" w:hAnsi="Calibri" w:cs="Times New Roman"/>
           <w:lang w:eastAsia="es-CO"/>
           <w14:ligatures w14:val="none"/>
         </w:rPr>
-        <w:t>obtenerDatos</w:t>
-      </w:r>
-      <w:proofErr w:type="spellEnd"/>
-      <w:r>
+        <w:t>() {</w:t>
+      </w:r>
+    </w:p>
+    <w:p>
+      <w:pPr>
         <w:rPr>
           <w:rFonts w:ascii="Calibri" w:eastAsia="Calibri" w:hAnsi="Calibri" w:cs="Times New Roman"/>
           <w:lang w:eastAsia="es-CO"/>
           <w14:ligatures w14:val="none"/>
         </w:rPr>
-        <w:t>(</w:t>
-      </w:r>
-      <w:proofErr w:type="gramEnd"/>
+      </w:pPr>
       <w:r>
         <w:rPr>
           <w:rFonts w:ascii="Calibri" w:eastAsia="Calibri" w:hAnsi="Calibri" w:cs="Times New Roman"/>
           <w:lang w:eastAsia="es-CO"/>
           <w14:ligatures w14:val="none"/>
         </w:rPr>
-        <w:t>) {</w:t>
-      </w:r>
-    </w:p>
-    <w:p>
-      <w:pPr>
+        <w:t xml:space="preserve">  </w:t>
+      </w:r>
+      <w:proofErr w:type="spellStart"/>
+      <w:r>
         <w:rPr>
           <w:rFonts w:ascii="Calibri" w:eastAsia="Calibri" w:hAnsi="Calibri" w:cs="Times New Roman"/>
           <w:lang w:eastAsia="es-CO"/>
           <w14:ligatures w14:val="none"/>
         </w:rPr>
-      </w:pPr>
+        <w:t>axios.get</w:t>
+      </w:r>
+      <w:proofErr w:type="spellEnd"/>
       <w:r>
         <w:rPr>
           <w:rFonts w:ascii="Calibri" w:eastAsia="Calibri" w:hAnsi="Calibri" w:cs="Times New Roman"/>
           <w:lang w:eastAsia="es-CO"/>
           <w14:ligatures w14:val="none"/>
         </w:rPr>
-        <w:t xml:space="preserve">  </w:t>
+        <w:t>('https://jsonplaceholder.typicode.com/</w:t>
       </w:r>
       <w:proofErr w:type="spellStart"/>
       <w:r>
@@ -22055,7 +21901,7 @@
           <w:lang w:eastAsia="es-CO"/>
           <w14:ligatures w14:val="none"/>
         </w:rPr>
-        <w:t>axios.get</w:t>
+        <w:t>users</w:t>
       </w:r>
       <w:proofErr w:type="spellEnd"/>
       <w:r>
@@ -22064,185 +21910,182 @@
           <w:lang w:eastAsia="es-CO"/>
           <w14:ligatures w14:val="none"/>
         </w:rPr>
-        <w:t>('https://jsonplaceholder.typicode.com/</w:t>
-      </w:r>
-      <w:proofErr w:type="spellStart"/>
-      <w:r>
+        <w:t>')</w:t>
+      </w:r>
+    </w:p>
+    <w:p>
+      <w:pPr>
         <w:rPr>
           <w:rFonts w:ascii="Calibri" w:eastAsia="Calibri" w:hAnsi="Calibri" w:cs="Times New Roman"/>
           <w:lang w:eastAsia="es-CO"/>
           <w14:ligatures w14:val="none"/>
         </w:rPr>
-        <w:t>users</w:t>
-      </w:r>
-      <w:proofErr w:type="spellEnd"/>
+      </w:pPr>
       <w:r>
         <w:rPr>
           <w:rFonts w:ascii="Calibri" w:eastAsia="Calibri" w:hAnsi="Calibri" w:cs="Times New Roman"/>
           <w:lang w:eastAsia="es-CO"/>
           <w14:ligatures w14:val="none"/>
         </w:rPr>
-        <w:t>')</w:t>
-      </w:r>
-    </w:p>
-    <w:p>
-      <w:pPr>
+        <w:t xml:space="preserve">    .</w:t>
+      </w:r>
+      <w:proofErr w:type="spellStart"/>
+      <w:r>
         <w:rPr>
           <w:rFonts w:ascii="Calibri" w:eastAsia="Calibri" w:hAnsi="Calibri" w:cs="Times New Roman"/>
           <w:lang w:eastAsia="es-CO"/>
           <w14:ligatures w14:val="none"/>
         </w:rPr>
-      </w:pPr>
+        <w:t>then</w:t>
+      </w:r>
+      <w:proofErr w:type="spellEnd"/>
       <w:r>
         <w:rPr>
           <w:rFonts w:ascii="Calibri" w:eastAsia="Calibri" w:hAnsi="Calibri" w:cs="Times New Roman"/>
           <w:lang w:eastAsia="es-CO"/>
           <w14:ligatures w14:val="none"/>
         </w:rPr>
-        <w:t xml:space="preserve">    </w:t>
-      </w:r>
-      <w:proofErr w:type="gramStart"/>
+        <w:t>(</w:t>
+      </w:r>
+      <w:proofErr w:type="spellStart"/>
       <w:r>
         <w:rPr>
           <w:rFonts w:ascii="Calibri" w:eastAsia="Calibri" w:hAnsi="Calibri" w:cs="Times New Roman"/>
           <w:lang w:eastAsia="es-CO"/>
           <w14:ligatures w14:val="none"/>
         </w:rPr>
-        <w:t>.</w:t>
-      </w:r>
-      <w:proofErr w:type="spellStart"/>
+        <w:t>function</w:t>
+      </w:r>
+      <w:proofErr w:type="spellEnd"/>
       <w:r>
         <w:rPr>
           <w:rFonts w:ascii="Calibri" w:eastAsia="Calibri" w:hAnsi="Calibri" w:cs="Times New Roman"/>
           <w:lang w:eastAsia="es-CO"/>
           <w14:ligatures w14:val="none"/>
         </w:rPr>
-        <w:t>then</w:t>
-      </w:r>
-      <w:proofErr w:type="spellEnd"/>
-      <w:proofErr w:type="gramEnd"/>
-      <w:r>
+        <w:t>(response) {</w:t>
+      </w:r>
+    </w:p>
+    <w:p>
+      <w:pPr>
         <w:rPr>
           <w:rFonts w:ascii="Calibri" w:eastAsia="Calibri" w:hAnsi="Calibri" w:cs="Times New Roman"/>
           <w:lang w:eastAsia="es-CO"/>
           <w14:ligatures w14:val="none"/>
         </w:rPr>
-        <w:t>(</w:t>
-      </w:r>
-      <w:proofErr w:type="spellStart"/>
+      </w:pPr>
       <w:r>
         <w:rPr>
           <w:rFonts w:ascii="Calibri" w:eastAsia="Calibri" w:hAnsi="Calibri" w:cs="Times New Roman"/>
           <w:lang w:eastAsia="es-CO"/>
           <w14:ligatures w14:val="none"/>
         </w:rPr>
-        <w:t>function</w:t>
-      </w:r>
-      <w:proofErr w:type="spellEnd"/>
+        <w:t xml:space="preserve">      console.log(</w:t>
+      </w:r>
+      <w:proofErr w:type="spellStart"/>
       <w:r>
         <w:rPr>
           <w:rFonts w:ascii="Calibri" w:eastAsia="Calibri" w:hAnsi="Calibri" w:cs="Times New Roman"/>
           <w:lang w:eastAsia="es-CO"/>
           <w14:ligatures w14:val="none"/>
         </w:rPr>
-        <w:t>(response) {</w:t>
-      </w:r>
-    </w:p>
-    <w:p>
-      <w:pPr>
+        <w:t>response.data</w:t>
+      </w:r>
+      <w:proofErr w:type="spellEnd"/>
+      <w:r>
         <w:rPr>
           <w:rFonts w:ascii="Calibri" w:eastAsia="Calibri" w:hAnsi="Calibri" w:cs="Times New Roman"/>
           <w:lang w:eastAsia="es-CO"/>
           <w14:ligatures w14:val="none"/>
         </w:rPr>
-      </w:pPr>
-      <w:r>
+        <w:t>);</w:t>
+      </w:r>
+    </w:p>
+    <w:p>
+      <w:pPr>
         <w:rPr>
           <w:rFonts w:ascii="Calibri" w:eastAsia="Calibri" w:hAnsi="Calibri" w:cs="Times New Roman"/>
           <w:lang w:eastAsia="es-CO"/>
           <w14:ligatures w14:val="none"/>
         </w:rPr>
-        <w:t xml:space="preserve">      console.log(</w:t>
-      </w:r>
-      <w:proofErr w:type="spellStart"/>
+      </w:pPr>
       <w:r>
         <w:rPr>
           <w:rFonts w:ascii="Calibri" w:eastAsia="Calibri" w:hAnsi="Calibri" w:cs="Times New Roman"/>
           <w:lang w:eastAsia="es-CO"/>
           <w14:ligatures w14:val="none"/>
         </w:rPr>
-        <w:t>response.data</w:t>
-      </w:r>
-      <w:proofErr w:type="spellEnd"/>
+        <w:t xml:space="preserve">      </w:t>
+      </w:r>
+      <w:proofErr w:type="spellStart"/>
       <w:r>
         <w:rPr>
           <w:rFonts w:ascii="Calibri" w:eastAsia="Calibri" w:hAnsi="Calibri" w:cs="Times New Roman"/>
           <w:lang w:eastAsia="es-CO"/>
           <w14:ligatures w14:val="none"/>
         </w:rPr>
-        <w:t>);</w:t>
-      </w:r>
-    </w:p>
-    <w:p>
-      <w:pPr>
+        <w:t>alert</w:t>
+      </w:r>
+      <w:proofErr w:type="spellEnd"/>
+      <w:r>
         <w:rPr>
           <w:rFonts w:ascii="Calibri" w:eastAsia="Calibri" w:hAnsi="Calibri" w:cs="Times New Roman"/>
           <w:lang w:eastAsia="es-CO"/>
           <w14:ligatures w14:val="none"/>
         </w:rPr>
-      </w:pPr>
-      <w:r>
+        <w:t>("Datos obtenidos correctamente. Revisa la consola.");</w:t>
+      </w:r>
+    </w:p>
+    <w:p>
+      <w:pPr>
         <w:rPr>
           <w:rFonts w:ascii="Calibri" w:eastAsia="Calibri" w:hAnsi="Calibri" w:cs="Times New Roman"/>
           <w:lang w:eastAsia="es-CO"/>
           <w14:ligatures w14:val="none"/>
         </w:rPr>
-        <w:t xml:space="preserve">      </w:t>
-      </w:r>
-      <w:proofErr w:type="spellStart"/>
-      <w:proofErr w:type="gramStart"/>
+      </w:pPr>
       <w:r>
         <w:rPr>
           <w:rFonts w:ascii="Calibri" w:eastAsia="Calibri" w:hAnsi="Calibri" w:cs="Times New Roman"/>
           <w:lang w:eastAsia="es-CO"/>
           <w14:ligatures w14:val="none"/>
         </w:rPr>
-        <w:t>alert</w:t>
-      </w:r>
-      <w:proofErr w:type="spellEnd"/>
-      <w:r>
+        <w:t xml:space="preserve">    })</w:t>
+      </w:r>
+    </w:p>
+    <w:p>
+      <w:pPr>
         <w:rPr>
           <w:rFonts w:ascii="Calibri" w:eastAsia="Calibri" w:hAnsi="Calibri" w:cs="Times New Roman"/>
           <w:lang w:eastAsia="es-CO"/>
           <w14:ligatures w14:val="none"/>
         </w:rPr>
-        <w:t>(</w:t>
-      </w:r>
-      <w:proofErr w:type="gramEnd"/>
+      </w:pPr>
       <w:r>
         <w:rPr>
           <w:rFonts w:ascii="Calibri" w:eastAsia="Calibri" w:hAnsi="Calibri" w:cs="Times New Roman"/>
           <w:lang w:eastAsia="es-CO"/>
           <w14:ligatures w14:val="none"/>
         </w:rPr>
-        <w:t>"Datos obtenidos correctamente. Revisa la consola.");</w:t>
-      </w:r>
-    </w:p>
-    <w:p>
-      <w:pPr>
+        <w:t xml:space="preserve">    .catch(</w:t>
+      </w:r>
+      <w:proofErr w:type="spellStart"/>
+      <w:r>
         <w:rPr>
           <w:rFonts w:ascii="Calibri" w:eastAsia="Calibri" w:hAnsi="Calibri" w:cs="Times New Roman"/>
           <w:lang w:eastAsia="es-CO"/>
           <w14:ligatures w14:val="none"/>
         </w:rPr>
-      </w:pPr>
+        <w:t>function</w:t>
+      </w:r>
+      <w:proofErr w:type="spellEnd"/>
       <w:r>
         <w:rPr>
           <w:rFonts w:ascii="Calibri" w:eastAsia="Calibri" w:hAnsi="Calibri" w:cs="Times New Roman"/>
           <w:lang w:eastAsia="es-CO"/>
           <w14:ligatures w14:val="none"/>
         </w:rPr>
-        <w:t xml:space="preserve">    })</w:t>
+        <w:t>(error) {</w:t>
       </w:r>
     </w:p>
     <w:p>
@@ -22259,43 +22102,42 @@
           <w:lang w:eastAsia="es-CO"/>
           <w14:ligatures w14:val="none"/>
         </w:rPr>
-        <w:t xml:space="preserve">    </w:t>
-      </w:r>
-      <w:proofErr w:type="gramStart"/>
+        <w:t xml:space="preserve">      </w:t>
+      </w:r>
+      <w:proofErr w:type="spellStart"/>
       <w:r>
         <w:rPr>
           <w:rFonts w:ascii="Calibri" w:eastAsia="Calibri" w:hAnsi="Calibri" w:cs="Times New Roman"/>
           <w:lang w:eastAsia="es-CO"/>
           <w14:ligatures w14:val="none"/>
         </w:rPr>
-        <w:t>.catch</w:t>
-      </w:r>
-      <w:proofErr w:type="gramEnd"/>
+        <w:t>console.error</w:t>
+      </w:r>
+      <w:proofErr w:type="spellEnd"/>
       <w:r>
         <w:rPr>
           <w:rFonts w:ascii="Calibri" w:eastAsia="Calibri" w:hAnsi="Calibri" w:cs="Times New Roman"/>
           <w:lang w:eastAsia="es-CO"/>
           <w14:ligatures w14:val="none"/>
         </w:rPr>
-        <w:t>(</w:t>
-      </w:r>
-      <w:proofErr w:type="spellStart"/>
-      <w:r>
+        <w:t>("Error en la petición:", error);</w:t>
+      </w:r>
+    </w:p>
+    <w:p>
+      <w:pPr>
         <w:rPr>
           <w:rFonts w:ascii="Calibri" w:eastAsia="Calibri" w:hAnsi="Calibri" w:cs="Times New Roman"/>
           <w:lang w:eastAsia="es-CO"/>
           <w14:ligatures w14:val="none"/>
         </w:rPr>
-        <w:t>function</w:t>
-      </w:r>
-      <w:proofErr w:type="spellEnd"/>
+      </w:pPr>
       <w:r>
         <w:rPr>
           <w:rFonts w:ascii="Calibri" w:eastAsia="Calibri" w:hAnsi="Calibri" w:cs="Times New Roman"/>
           <w:lang w:eastAsia="es-CO"/>
           <w14:ligatures w14:val="none"/>
         </w:rPr>
-        <w:t>(error) {</w:t>
+        <w:t xml:space="preserve">    });</w:t>
       </w:r>
     </w:p>
     <w:p>
@@ -22312,27 +22154,24 @@
           <w:lang w:eastAsia="es-CO"/>
           <w14:ligatures w14:val="none"/>
         </w:rPr>
-        <w:t xml:space="preserve">      </w:t>
-      </w:r>
-      <w:proofErr w:type="spellStart"/>
-      <w:proofErr w:type="gramStart"/>
-      <w:r>
+        <w:t>}</w:t>
+      </w:r>
+    </w:p>
+    <w:p>
+      <w:pPr>
         <w:rPr>
           <w:rFonts w:ascii="Calibri" w:eastAsia="Calibri" w:hAnsi="Calibri" w:cs="Times New Roman"/>
           <w:lang w:eastAsia="es-CO"/>
           <w14:ligatures w14:val="none"/>
         </w:rPr>
-        <w:t>console.error</w:t>
-      </w:r>
-      <w:proofErr w:type="spellEnd"/>
-      <w:proofErr w:type="gramEnd"/>
+      </w:pPr>
       <w:r>
         <w:rPr>
           <w:rFonts w:ascii="Calibri" w:eastAsia="Calibri" w:hAnsi="Calibri" w:cs="Times New Roman"/>
           <w:lang w:eastAsia="es-CO"/>
           <w14:ligatures w14:val="none"/>
         </w:rPr>
-        <w:t>("Error en la petición:", error);</w:t>
+        <w:t>&lt;/script&gt;</w:t>
       </w:r>
     </w:p>
     <w:p>
@@ -22349,24 +22188,25 @@
           <w:lang w:eastAsia="es-CO"/>
           <w14:ligatures w14:val="none"/>
         </w:rPr>
-        <w:t xml:space="preserve">    });</w:t>
-      </w:r>
-    </w:p>
-    <w:p>
-      <w:pPr>
+        <w:t>&lt;/</w:t>
+      </w:r>
+      <w:proofErr w:type="spellStart"/>
+      <w:r>
         <w:rPr>
           <w:rFonts w:ascii="Calibri" w:eastAsia="Calibri" w:hAnsi="Calibri" w:cs="Times New Roman"/>
           <w:lang w:eastAsia="es-CO"/>
           <w14:ligatures w14:val="none"/>
         </w:rPr>
-      </w:pPr>
+        <w:t>body</w:t>
+      </w:r>
+      <w:proofErr w:type="spellEnd"/>
       <w:r>
         <w:rPr>
           <w:rFonts w:ascii="Calibri" w:eastAsia="Calibri" w:hAnsi="Calibri" w:cs="Times New Roman"/>
           <w:lang w:eastAsia="es-CO"/>
           <w14:ligatures w14:val="none"/>
         </w:rPr>
-        <w:t>}</w:t>
+        <w:t>&gt;</w:t>
       </w:r>
     </w:p>
     <w:p>
@@ -22383,132 +22223,153 @@
           <w:lang w:eastAsia="es-CO"/>
           <w14:ligatures w14:val="none"/>
         </w:rPr>
-        <w:t>&lt;/script&gt;</w:t>
-      </w:r>
-    </w:p>
-    <w:p>
-      <w:pPr>
+        <w:t>&lt;/</w:t>
+      </w:r>
+      <w:proofErr w:type="spellStart"/>
+      <w:r>
         <w:rPr>
           <w:rFonts w:ascii="Calibri" w:eastAsia="Calibri" w:hAnsi="Calibri" w:cs="Times New Roman"/>
           <w:lang w:eastAsia="es-CO"/>
           <w14:ligatures w14:val="none"/>
         </w:rPr>
-      </w:pPr>
+        <w:t>html</w:t>
+      </w:r>
+      <w:proofErr w:type="spellEnd"/>
       <w:r>
         <w:rPr>
           <w:rFonts w:ascii="Calibri" w:eastAsia="Calibri" w:hAnsi="Calibri" w:cs="Times New Roman"/>
           <w:lang w:eastAsia="es-CO"/>
           <w14:ligatures w14:val="none"/>
         </w:rPr>
-        <w:t>&lt;/</w:t>
-      </w:r>
-      <w:proofErr w:type="spellStart"/>
-      <w:r>
+        <w:t>&gt;</w:t>
+      </w:r>
+    </w:p>
+    <w:p>
+      <w:pPr>
         <w:rPr>
           <w:rFonts w:ascii="Calibri" w:eastAsia="Calibri" w:hAnsi="Calibri" w:cs="Times New Roman"/>
           <w:lang w:eastAsia="es-CO"/>
           <w14:ligatures w14:val="none"/>
         </w:rPr>
-        <w:t>body</w:t>
-      </w:r>
-      <w:proofErr w:type="spellEnd"/>
+      </w:pPr>
       <w:r>
         <w:rPr>
           <w:rFonts w:ascii="Calibri" w:eastAsia="Calibri" w:hAnsi="Calibri" w:cs="Times New Roman"/>
           <w:lang w:eastAsia="es-CO"/>
           <w14:ligatures w14:val="none"/>
         </w:rPr>
-        <w:t>&gt;</w:t>
-      </w:r>
-    </w:p>
-    <w:p>
-      <w:pPr>
+        <w:t xml:space="preserve">En este ejemplo, la librería Axios permite realizar una petición a una API externa de forma sencilla. Cuando el usuario presiona el botón Obtener datos, el navegador envía una solicitud al servicio </w:t>
+      </w:r>
+      <w:r>
+        <w:rPr>
+          <w:rStyle w:val="Extranjerismo"/>
+        </w:rPr>
+        <w:t>web</w:t>
+      </w:r>
+      <w:r>
         <w:rPr>
           <w:rFonts w:ascii="Calibri" w:eastAsia="Calibri" w:hAnsi="Calibri" w:cs="Times New Roman"/>
           <w:lang w:eastAsia="es-CO"/>
           <w14:ligatures w14:val="none"/>
         </w:rPr>
-      </w:pPr>
-      <w:r>
+        <w:t xml:space="preserve"> y recibe una respuesta en formato JSON. Posteriormente, los datos pueden procesarse y presentarse en la interfaz de la aplicación.</w:t>
+      </w:r>
+    </w:p>
+    <w:p>
+      <w:pPr>
         <w:rPr>
           <w:rFonts w:ascii="Calibri" w:eastAsia="Calibri" w:hAnsi="Calibri" w:cs="Times New Roman"/>
           <w:lang w:eastAsia="es-CO"/>
           <w14:ligatures w14:val="none"/>
         </w:rPr>
-        <w:t>&lt;/</w:t>
-      </w:r>
-      <w:proofErr w:type="spellStart"/>
+      </w:pPr>
       <w:r>
         <w:rPr>
           <w:rFonts w:ascii="Calibri" w:eastAsia="Calibri" w:hAnsi="Calibri" w:cs="Times New Roman"/>
           <w:lang w:eastAsia="es-CO"/>
           <w14:ligatures w14:val="none"/>
         </w:rPr>
-        <w:t>html</w:t>
-      </w:r>
-      <w:proofErr w:type="spellEnd"/>
+        <w:lastRenderedPageBreak/>
+        <w:t xml:space="preserve">Este tipo de herramientas facilita la comunicación entre el </w:t>
+      </w:r>
+      <w:r>
+        <w:rPr>
+          <w:rStyle w:val="Extranjerismo"/>
+        </w:rPr>
+        <w:t>frontend</w:t>
+      </w:r>
       <w:r>
         <w:rPr>
           <w:rFonts w:ascii="Calibri" w:eastAsia="Calibri" w:hAnsi="Calibri" w:cs="Times New Roman"/>
           <w:lang w:eastAsia="es-CO"/>
           <w14:ligatures w14:val="none"/>
         </w:rPr>
-        <w:t>&gt;</w:t>
-      </w:r>
-    </w:p>
-    <w:p>
-      <w:pPr>
+        <w:t xml:space="preserve"> y el </w:t>
+      </w:r>
+      <w:r>
+        <w:rPr>
+          <w:rStyle w:val="Extranjerismo"/>
+        </w:rPr>
+        <w:t>backend</w:t>
+      </w:r>
+      <w:r>
         <w:rPr>
           <w:rFonts w:ascii="Calibri" w:eastAsia="Calibri" w:hAnsi="Calibri" w:cs="Times New Roman"/>
           <w:lang w:eastAsia="es-CO"/>
           <w14:ligatures w14:val="none"/>
         </w:rPr>
-      </w:pPr>
+        <w:t xml:space="preserve">, permitiendo que las aplicaciones </w:t>
+      </w:r>
+      <w:r>
+        <w:rPr>
+          <w:rStyle w:val="Extranjerismo"/>
+        </w:rPr>
+        <w:t>web</w:t>
+      </w:r>
       <w:r>
         <w:rPr>
           <w:rFonts w:ascii="Calibri" w:eastAsia="Calibri" w:hAnsi="Calibri" w:cs="Times New Roman"/>
           <w:lang w:eastAsia="es-CO"/>
           <w14:ligatures w14:val="none"/>
         </w:rPr>
-        <w:t xml:space="preserve">En este ejemplo, la librería Axios permite realizar una petición a una API externa de forma sencilla. Cuando el usuario presiona el botón Obtener datos, el navegador envía una solicitud al servicio </w:t>
-      </w:r>
-      <w:r>
-        <w:rPr>
-          <w:rStyle w:val="Extranjerismo"/>
-        </w:rPr>
-        <w:t>web</w:t>
-      </w:r>
-      <w:r>
+        <w:t xml:space="preserve"> obtengan información de servidores externos de manera rápida y eficiente.</w:t>
+      </w:r>
+    </w:p>
+    <w:p>
+      <w:pPr>
         <w:rPr>
           <w:rFonts w:ascii="Calibri" w:eastAsia="Calibri" w:hAnsi="Calibri" w:cs="Times New Roman"/>
           <w:lang w:eastAsia="es-CO"/>
           <w14:ligatures w14:val="none"/>
         </w:rPr>
-        <w:t xml:space="preserve"> y recibe una respuesta en formato JSON. Posteriormente, los datos pueden procesarse y presentarse en la interfaz de la aplicación.</w:t>
-      </w:r>
-    </w:p>
-    <w:p>
-      <w:pPr>
+      </w:pPr>
+      <w:r>
         <w:rPr>
           <w:rFonts w:ascii="Calibri" w:eastAsia="Calibri" w:hAnsi="Calibri" w:cs="Times New Roman"/>
           <w:lang w:eastAsia="es-CO"/>
           <w14:ligatures w14:val="none"/>
         </w:rPr>
-      </w:pPr>
+        <w:t xml:space="preserve">El uso de librerías en el desarrollo </w:t>
+      </w:r>
+      <w:r>
+        <w:rPr>
+          <w:rStyle w:val="Extranjerismo"/>
+        </w:rPr>
+        <w:t>frontend</w:t>
+      </w:r>
       <w:r>
         <w:rPr>
           <w:rFonts w:ascii="Calibri" w:eastAsia="Calibri" w:hAnsi="Calibri" w:cs="Times New Roman"/>
           <w:lang w:eastAsia="es-CO"/>
           <w14:ligatures w14:val="none"/>
         </w:rPr>
-        <w:lastRenderedPageBreak/>
-        <w:t xml:space="preserve">Este tipo de herramientas facilita la comunicación entre el </w:t>
+        <w:t xml:space="preserve"> constituye una práctica fundamental en la programación de soluciones de </w:t>
       </w:r>
       <w:r>
         <w:rPr>
           <w:rStyle w:val="Extranjerismo"/>
         </w:rPr>
-        <w:t>frontend</w:t>
+        <w:t>software</w:t>
       </w:r>
       <w:r>
         <w:rPr>
@@ -22516,58 +22377,58 @@
           <w:lang w:eastAsia="es-CO"/>
           <w14:ligatures w14:val="none"/>
         </w:rPr>
-        <w:t xml:space="preserve"> y el </w:t>
-      </w:r>
-      <w:r>
-        <w:rPr>
-          <w:rStyle w:val="Extranjerismo"/>
-        </w:rPr>
-        <w:t>backend</w:t>
-      </w:r>
-      <w:r>
+        <w:t xml:space="preserve"> modernas. Estas herramientas permiten reutilizar código, mejorar la productividad, mantener estándares de desarrollo y construir interfaces más robustas y funcionales.</w:t>
+      </w:r>
+    </w:p>
+    <w:p>
+      <w:pPr>
         <w:rPr>
           <w:rFonts w:ascii="Calibri" w:eastAsia="Calibri" w:hAnsi="Calibri" w:cs="Times New Roman"/>
           <w:lang w:eastAsia="es-CO"/>
           <w14:ligatures w14:val="none"/>
         </w:rPr>
-        <w:t xml:space="preserve">, permitiendo que las aplicaciones </w:t>
-      </w:r>
-      <w:r>
-        <w:rPr>
-          <w:rStyle w:val="Extranjerismo"/>
-        </w:rPr>
-        <w:t>web</w:t>
-      </w:r>
+      </w:pPr>
       <w:r>
         <w:rPr>
           <w:rFonts w:ascii="Calibri" w:eastAsia="Calibri" w:hAnsi="Calibri" w:cs="Times New Roman"/>
           <w:lang w:eastAsia="es-CO"/>
           <w14:ligatures w14:val="none"/>
         </w:rPr>
-        <w:t xml:space="preserve"> obtengan información de servidores externos de manera rápida y eficiente.</w:t>
-      </w:r>
-    </w:p>
-    <w:p>
-      <w:pPr>
+        <w:t xml:space="preserve">Desde una perspectiva educativa y profesional, comprender cómo seleccionar e integrar librerías </w:t>
+      </w:r>
+      <w:r>
+        <w:rPr>
+          <w:rStyle w:val="Extranjerismo"/>
+        </w:rPr>
+        <w:t>frontend</w:t>
+      </w:r>
+      <w:r>
         <w:rPr>
           <w:rFonts w:ascii="Calibri" w:eastAsia="Calibri" w:hAnsi="Calibri" w:cs="Times New Roman"/>
           <w:lang w:eastAsia="es-CO"/>
           <w14:ligatures w14:val="none"/>
         </w:rPr>
-      </w:pPr>
+        <w:t xml:space="preserve"> es una competencia clave para los desarrolladores. Su uso adecuado contribuye a la construcción de aplicaciones </w:t>
+      </w:r>
+      <w:r>
+        <w:rPr>
+          <w:rStyle w:val="Extranjerismo"/>
+        </w:rPr>
+        <w:t>web</w:t>
+      </w:r>
       <w:r>
         <w:rPr>
           <w:rFonts w:ascii="Calibri" w:eastAsia="Calibri" w:hAnsi="Calibri" w:cs="Times New Roman"/>
           <w:lang w:eastAsia="es-CO"/>
           <w14:ligatures w14:val="none"/>
         </w:rPr>
-        <w:t xml:space="preserve">El uso de librerías en el desarrollo </w:t>
+        <w:t xml:space="preserve"> eficientes, mantenibles y alineadas con las necesidades de los usuarios y los estándares actuales del desarrollo </w:t>
       </w:r>
       <w:r>
         <w:rPr>
           <w:rStyle w:val="Extranjerismo"/>
         </w:rPr>
-        <w:t>frontend</w:t>
+        <w:t>web</w:t>
       </w:r>
       <w:r>
         <w:rPr>
@@ -22575,79 +22436,6 @@
           <w:lang w:eastAsia="es-CO"/>
           <w14:ligatures w14:val="none"/>
         </w:rPr>
-        <w:t xml:space="preserve"> constituye una práctica fundamental en la programación de soluciones de </w:t>
-      </w:r>
-      <w:r>
-        <w:rPr>
-          <w:rStyle w:val="Extranjerismo"/>
-        </w:rPr>
-        <w:t>software</w:t>
-      </w:r>
-      <w:r>
-        <w:rPr>
-          <w:rFonts w:ascii="Calibri" w:eastAsia="Calibri" w:hAnsi="Calibri" w:cs="Times New Roman"/>
-          <w:lang w:eastAsia="es-CO"/>
-          <w14:ligatures w14:val="none"/>
-        </w:rPr>
-        <w:t xml:space="preserve"> modernas. Estas herramientas permiten reutilizar código, mejorar la productividad, mantener estándares de desarrollo y construir interfaces más robustas y funcionales.</w:t>
-      </w:r>
-    </w:p>
-    <w:p>
-      <w:pPr>
-        <w:rPr>
-          <w:rFonts w:ascii="Calibri" w:eastAsia="Calibri" w:hAnsi="Calibri" w:cs="Times New Roman"/>
-          <w:lang w:eastAsia="es-CO"/>
-          <w14:ligatures w14:val="none"/>
-        </w:rPr>
-      </w:pPr>
-      <w:r>
-        <w:rPr>
-          <w:rFonts w:ascii="Calibri" w:eastAsia="Calibri" w:hAnsi="Calibri" w:cs="Times New Roman"/>
-          <w:lang w:eastAsia="es-CO"/>
-          <w14:ligatures w14:val="none"/>
-        </w:rPr>
-        <w:t xml:space="preserve">Desde una perspectiva educativa y profesional, comprender cómo seleccionar e integrar librerías </w:t>
-      </w:r>
-      <w:r>
-        <w:rPr>
-          <w:rStyle w:val="Extranjerismo"/>
-        </w:rPr>
-        <w:t>frontend</w:t>
-      </w:r>
-      <w:r>
-        <w:rPr>
-          <w:rFonts w:ascii="Calibri" w:eastAsia="Calibri" w:hAnsi="Calibri" w:cs="Times New Roman"/>
-          <w:lang w:eastAsia="es-CO"/>
-          <w14:ligatures w14:val="none"/>
-        </w:rPr>
-        <w:t xml:space="preserve"> es una competencia clave para los desarrolladores. Su uso adecuado contribuye a la construcción de aplicaciones </w:t>
-      </w:r>
-      <w:r>
-        <w:rPr>
-          <w:rStyle w:val="Extranjerismo"/>
-        </w:rPr>
-        <w:t>web</w:t>
-      </w:r>
-      <w:r>
-        <w:rPr>
-          <w:rFonts w:ascii="Calibri" w:eastAsia="Calibri" w:hAnsi="Calibri" w:cs="Times New Roman"/>
-          <w:lang w:eastAsia="es-CO"/>
-          <w14:ligatures w14:val="none"/>
-        </w:rPr>
-        <w:t xml:space="preserve"> eficientes, mantenibles y alineadas con las necesidades de los usuarios y los estándares actuales del desarrollo </w:t>
-      </w:r>
-      <w:r>
-        <w:rPr>
-          <w:rStyle w:val="Extranjerismo"/>
-        </w:rPr>
-        <w:t>web</w:t>
-      </w:r>
-      <w:r>
-        <w:rPr>
-          <w:rFonts w:ascii="Calibri" w:eastAsia="Calibri" w:hAnsi="Calibri" w:cs="Times New Roman"/>
-          <w:lang w:eastAsia="es-CO"/>
-          <w14:ligatures w14:val="none"/>
-        </w:rPr>
         <w:t>.</w:t>
       </w:r>
     </w:p>
@@ -22659,7 +22447,7 @@
           <w:u w:val="single"/>
         </w:rPr>
       </w:pPr>
-      <w:bookmarkStart w:id="21" w:name="_Toc230161930"/>
+      <w:bookmarkStart w:id="21" w:name="_Toc231280869"/>
       <w:r>
         <w:lastRenderedPageBreak/>
         <w:t>Síntesis</w:t>
@@ -22844,10 +22632,10 @@
                     <pic:cNvPicPr/>
                   </pic:nvPicPr>
                   <pic:blipFill>
-                    <a:blip r:embed="rId23">
+                    <a:blip r:embed="rId24">
                       <a:extLst>
                         <a:ext uri="{96DAC541-7B7A-43D3-8B79-37D633B846F1}">
-                          <asvg:svgBlip xmlns:asvg="http://schemas.microsoft.com/office/drawing/2016/SVG/main" r:embed="rId24"/>
+                          <asvg:svgBlip xmlns:asvg="http://schemas.microsoft.com/office/drawing/2016/SVG/main" r:embed="rId25"/>
                         </a:ext>
                       </a:extLst>
                     </a:blip>
@@ -22875,7 +22663,7 @@
       <w:pPr>
         <w:pStyle w:val="Titulosgenerales"/>
       </w:pPr>
-      <w:bookmarkStart w:id="22" w:name="_Toc230161931"/>
+      <w:bookmarkStart w:id="22" w:name="_Toc231280870"/>
       <w:r>
         <w:lastRenderedPageBreak/>
         <w:t>Glosario</w:t>
@@ -23309,7 +23097,7 @@
       <w:pPr>
         <w:pStyle w:val="Titulosgenerales"/>
       </w:pPr>
-      <w:bookmarkStart w:id="23" w:name="_Toc230161932"/>
+      <w:bookmarkStart w:id="23" w:name="_Toc231280871"/>
       <w:r>
         <w:lastRenderedPageBreak/>
         <w:t>Referencias bibliográficas</w:t>
@@ -23350,7 +23138,7 @@
       <w:r>
         <w:t xml:space="preserve">Ecosistema de Recursos Educativos Digitales SENA. (2023). Aplicando el CSS [Video]. YouTube. </w:t>
       </w:r>
-      <w:hyperlink r:id="rId25" w:history="1">
+      <w:hyperlink r:id="rId26" w:history="1">
         <w:r>
           <w:rPr>
             <w:rStyle w:val="Hipervnculo"/>
@@ -23372,7 +23160,7 @@
       <w:r>
         <w:t xml:space="preserve">? [Video]. YouTube. </w:t>
       </w:r>
-      <w:hyperlink r:id="rId26" w:history="1">
+      <w:hyperlink r:id="rId27" w:history="1">
         <w:r>
           <w:rPr>
             <w:rStyle w:val="Hipervnculo"/>
@@ -23402,7 +23190,7 @@
       <w:r>
         <w:t xml:space="preserve">, (22), 44–51. </w:t>
       </w:r>
-      <w:hyperlink r:id="rId27" w:history="1">
+      <w:hyperlink r:id="rId28" w:history="1">
         <w:r>
           <w:rPr>
             <w:rStyle w:val="Hipervnculo"/>
@@ -23496,7 +23284,7 @@
       <w:r>
         <w:t xml:space="preserve">. </w:t>
       </w:r>
-      <w:hyperlink r:id="rId28" w:history="1">
+      <w:hyperlink r:id="rId29" w:history="1">
         <w:r>
           <w:rPr>
             <w:rStyle w:val="Hipervnculo"/>
@@ -23540,7 +23328,7 @@
       <w:r>
         <w:t xml:space="preserve">. </w:t>
       </w:r>
-      <w:hyperlink r:id="rId29" w:history="1">
+      <w:hyperlink r:id="rId30" w:history="1">
         <w:r>
           <w:rPr>
             <w:rStyle w:val="Hipervnculo"/>
@@ -23553,7 +23341,7 @@
       <w:pPr>
         <w:pStyle w:val="Titulosgenerales"/>
       </w:pPr>
-      <w:bookmarkStart w:id="24" w:name="_Toc230161933"/>
+      <w:bookmarkStart w:id="24" w:name="_Toc231280872"/>
       <w:r>
         <w:lastRenderedPageBreak/>
         <w:t>Créditos</w:t>
@@ -24052,8 +23840,8 @@
       </w:pPr>
     </w:p>
     <w:sectPr>
-      <w:headerReference w:type="default" r:id="rId30"/>
-      <w:footerReference w:type="default" r:id="rId31"/>
+      <w:headerReference w:type="default" r:id="rId31"/>
+      <w:footerReference w:type="default" r:id="rId32"/>
       <w:pgSz w:w="12240" w:h="15840"/>
       <w:pgMar w:top="1701" w:right="1134" w:bottom="1134" w:left="1134" w:header="709" w:footer="737" w:gutter="0"/>
       <w:pgNumType w:start="1"/>
@@ -32717,10 +32505,6 @@
 </file>
 
 <file path=customXml/item1.xml><?xml version="1.0" encoding="utf-8"?>
-<b:Sources xmlns:b="http://schemas.openxmlformats.org/officeDocument/2006/bibliography" xmlns="http://schemas.openxmlformats.org/officeDocument/2006/bibliography" SelectedStyle="\APASixthEditionOfficeOnline.xsl" StyleName="APA" Version="6"/>
-</file>
-
-<file path=customXml/item2.xml><?xml version="1.0" encoding="utf-8"?>
 <p:properties xmlns:p="http://schemas.microsoft.com/office/2006/metadata/properties" xmlns:xsi="http://www.w3.org/2001/XMLSchema-instance" xmlns:pc="http://schemas.microsoft.com/office/infopath/2007/PartnerControls">
   <documentManagement>
     <TaxCatchAll xmlns="13c90a0b-73bc-4dc0-be5f-28d77b615beb" xsi:nil="true"/>
@@ -32731,7 +32515,20 @@
 </p:properties>
 </file>
 
+<file path=customXml/item2.xml><?xml version="1.0" encoding="utf-8"?>
+<b:Sources xmlns:b="http://schemas.openxmlformats.org/officeDocument/2006/bibliography" xmlns="http://schemas.openxmlformats.org/officeDocument/2006/bibliography" SelectedStyle="\APASixthEditionOfficeOnline.xsl" StyleName="APA" Version="6"/>
+</file>
+
 <file path=customXml/item3.xml><?xml version="1.0" encoding="utf-8"?>
+<?mso-contentType ?>
+<FormTemplates xmlns="http://schemas.microsoft.com/sharepoint/v3/contenttype/forms">
+  <Display>DocumentLibraryForm</Display>
+  <Edit>DocumentLibraryForm</Edit>
+  <New>DocumentLibraryForm</New>
+</FormTemplates>
+</file>
+
+<file path=customXml/item4.xml><?xml version="1.0" encoding="utf-8"?>
 <ct:contentTypeSchema xmlns:ct="http://schemas.microsoft.com/office/2006/metadata/contentType" xmlns:ma="http://schemas.microsoft.com/office/2006/metadata/properties/metaAttributes" ct:_="" ma:_="" ma:contentTypeName="Documento" ma:contentTypeID="0x0101006A81D6BD42E8DF4C91013959704817E1" ma:contentTypeVersion="15" ma:contentTypeDescription="Crear nuevo documento." ma:contentTypeScope="" ma:versionID="bf4f72ffd194f0963ff564daca6869f7">
   <xsd:schema xmlns:xsd="http://www.w3.org/2001/XMLSchema" xmlns:xs="http://www.w3.org/2001/XMLSchema" xmlns:p="http://schemas.microsoft.com/office/2006/metadata/properties" xmlns:ns2="13c90a0b-73bc-4dc0-be5f-28d77b615beb" xmlns:ns3="13c93bba-48ce-428c-bfe5-88b42c19b028" targetNamespace="http://schemas.microsoft.com/office/2006/metadata/properties" ma:root="true" ma:fieldsID="8718d6f4873a5b1392a45044efa78385" ns2:_="" ns3:_="">
     <xsd:import namespace="13c90a0b-73bc-4dc0-be5f-28d77b615beb"/>
@@ -32966,24 +32763,7 @@
 </ct:contentTypeSchema>
 </file>
 
-<file path=customXml/item4.xml><?xml version="1.0" encoding="utf-8"?>
-<?mso-contentType ?>
-<FormTemplates xmlns="http://schemas.microsoft.com/sharepoint/v3/contenttype/forms">
-  <Display>DocumentLibraryForm</Display>
-  <Edit>DocumentLibraryForm</Edit>
-  <New>DocumentLibraryForm</New>
-</FormTemplates>
-</file>
-
 <file path=customXml/itemProps1.xml><?xml version="1.0" encoding="utf-8"?>
-<ds:datastoreItem xmlns:ds="http://schemas.openxmlformats.org/officeDocument/2006/customXml" ds:itemID="{5063556E-41D3-47C9-9318-0196262C27E3}">
-  <ds:schemaRefs>
-    <ds:schemaRef ds:uri="http://schemas.openxmlformats.org/officeDocument/2006/bibliography"/>
-  </ds:schemaRefs>
-</ds:datastoreItem>
-</file>
-
-<file path=customXml/itemProps2.xml><?xml version="1.0" encoding="utf-8"?>
 <ds:datastoreItem xmlns:ds="http://schemas.openxmlformats.org/officeDocument/2006/customXml" ds:itemID="{1279454D-02BE-4A9C-A117-DCD1573E2608}">
   <ds:schemaRefs>
     <ds:schemaRef ds:uri="http://schemas.microsoft.com/office/2006/metadata/properties"/>
@@ -32994,7 +32774,23 @@
 </ds:datastoreItem>
 </file>
 
+<file path=customXml/itemProps2.xml><?xml version="1.0" encoding="utf-8"?>
+<ds:datastoreItem xmlns:ds="http://schemas.openxmlformats.org/officeDocument/2006/customXml" ds:itemID="{5063556E-41D3-47C9-9318-0196262C27E3}">
+  <ds:schemaRefs>
+    <ds:schemaRef ds:uri="http://schemas.openxmlformats.org/officeDocument/2006/bibliography"/>
+  </ds:schemaRefs>
+</ds:datastoreItem>
+</file>
+
 <file path=customXml/itemProps3.xml><?xml version="1.0" encoding="utf-8"?>
+<ds:datastoreItem xmlns:ds="http://schemas.openxmlformats.org/officeDocument/2006/customXml" ds:itemID="{10663269-2064-4804-8290-36D4A57F5557}">
+  <ds:schemaRefs>
+    <ds:schemaRef ds:uri="http://schemas.microsoft.com/sharepoint/v3/contenttype/forms"/>
+  </ds:schemaRefs>
+</ds:datastoreItem>
+</file>
+
+<file path=customXml/itemProps4.xml><?xml version="1.0" encoding="utf-8"?>
 <ds:datastoreItem xmlns:ds="http://schemas.openxmlformats.org/officeDocument/2006/customXml" ds:itemID="{59065960-E0CA-4804-83B5-320CBCDCC160}">
   <ds:schemaRefs>
     <ds:schemaRef ds:uri="http://schemas.microsoft.com/office/2006/metadata/contentType"/>
@@ -33011,12 +32807,4 @@
     <ds:schemaRef ds:uri="http://schemas.microsoft.com/internal/obd"/>
   </ds:schemaRefs>
 </ds:datastoreItem>
-</file>
-
-<file path=customXml/itemProps4.xml><?xml version="1.0" encoding="utf-8"?>
-<ds:datastoreItem xmlns:ds="http://schemas.openxmlformats.org/officeDocument/2006/customXml" ds:itemID="{10663269-2064-4804-8290-36D4A57F5557}">
-  <ds:schemaRefs>
-    <ds:schemaRef ds:uri="http://schemas.microsoft.com/sharepoint/v3/contenttype/forms"/>
-  </ds:schemaRefs>
-</ds:datastoreItem>
 </file>